--- a/oposicion/temario/tercer-ejercicio/3A18.docx
+++ b/oposicion/temario/tercer-ejercicio/3A18.docx
@@ -34461,7 +34461,7 @@
       </w:r>
     </w:p>
     <w:bookmarkEnd w:id="217"/>
-    <w:bookmarkStart w:id="226" w:name="anexo_hotelling"/>
+    <w:bookmarkStart w:id="225" w:name="anexo_hotelling"/>
     <w:p>
       <w:pPr>
         <w:pStyle w:val="Heading1"/>
@@ -35369,19 +35369,21 @@
         <w:t xml:space="preserve">)</w:t>
       </w:r>
       <w:r>
-        <w:t xml:space="preserve">: a cada una puede convenirle bajar el precio para quedarse con todo el mercado, y a la otra, responder igual. Por eso los modelos con localización elegida suponen costes cuadráticos: con ellos, el consumidor indiferente se mueve de forma continua al cambiar los precios, y la demanda no salta.</w:t>
-      </w:r>
-      <w:r>
-        <w:rPr>
-          <w:rStyle w:val="FootnoteReference"/>
-        </w:rPr>
-        <w:footnoteReference w:id="218"/>
-      </w:r>
-      <w:r>
-        <w:t xml:space="preserve"> </w:t>
-      </w:r>
-      <w:r>
-        <w:t xml:space="preserve">Con las empresas en los extremos (</w:t>
+        <w:t xml:space="preserve">: a cada una puede convenirle bajar el precio para quedarse con todo el mercado, y a la otra, responder igual. Por eso los modelos con localización elegida suponen costes cuadráticos: con ellos, el consumidor indiferente se mueve de forma continua al cambiar los precios, y la demanda no salta. El panel c del gráfico </w:t>
+      </w:r>
+      <w:hyperlink w:anchor="fig_hotelling_discontinuidad">
+        <w:r>
+          <w:rPr>
+            <w:rStyle w:val="Hyperlink"/>
+          </w:rPr>
+          <w:t xml:space="preserve">12</w:t>
+        </w:r>
+      </w:hyperlink>
+      <w:r>
+        <w:t xml:space="preserve"> </w:t>
+      </w:r>
+      <w:r>
+        <w:t xml:space="preserve">lo resume: la demanda de la empresa 1 es nula si su precio es muy alto, continua mientras hay consumidor indiferente y da un salto cuando se queda con todo el mercado. Con las empresas en los extremos (</w:t>
       </w:r>
       <m:oMath>
         <m:r>
@@ -35432,7 +35434,7 @@
         <w:t xml:space="preserve">).</w:t>
       </w:r>
     </w:p>
-    <w:bookmarkStart w:id="225" w:name="fig_hotelling_discontinuidad"/>
+    <w:bookmarkStart w:id="224" w:name="fig_hotelling_discontinuidad"/>
     <w:p>
       <w:pPr>
         <w:pStyle w:val="ImageCaption"/>
@@ -35444,57 +35446,121 @@
         <w:t xml:space="preserve"> </w:t>
       </w:r>
       <w:r>
-        <w:t xml:space="preserve">Ciudad lineal con costes de transporte lineales: a) consumidor indiferente y mercados cautivos; b) si una empresa baja lo bastante su precio, se queda con todo el mercado</w:t>
-      </w:r>
-    </w:p>
-    <w:p>
-      <w:pPr>
-        <w:pStyle w:val="CaptionedFigure"/>
-      </w:pPr>
-      <w:r>
-        <w:drawing>
-          <wp:inline>
-            <wp:extent cx="5670550" cy="2026648"/>
-            <wp:effectExtent b="0" l="0" r="0" t="0"/>
-            <wp:docPr descr="Gráfico 12.– Ciudad lineal con costes de transporte lineales: a) consumidor indiferente y mercados cautivos; b) si una empresa baja lo bastante su precio, se queda con todo el mercado" title="" id="223" name="Picture"/>
-            <a:graphic>
-              <a:graphicData uri="http://schemas.openxmlformats.org/drawingml/2006/picture">
-                <pic:pic>
-                  <pic:nvPicPr>
-                    <pic:cNvPr descr="C:\Users\vgutierrez\Documents\src\victorgutierrezmarcos.github.io-revision\oposicion\temario\fuentes\3A18\graficos/hotelling-discontinuidad.png" id="224" name="Picture"/>
-                    <pic:cNvPicPr>
-                      <a:picLocks noChangeArrowheads="1" noChangeAspect="1"/>
-                    </pic:cNvPicPr>
-                  </pic:nvPicPr>
-                  <pic:blipFill>
-                    <a:blip r:embed="rId222"/>
-                    <a:stretch>
-                      <a:fillRect/>
-                    </a:stretch>
-                  </pic:blipFill>
-                  <pic:spPr bwMode="auto">
-                    <a:xfrm>
-                      <a:off x="0" y="0"/>
-                      <a:ext cx="5670550" cy="2026648"/>
-                    </a:xfrm>
-                    <a:prstGeom prst="rect">
-                      <a:avLst/>
-                    </a:prstGeom>
-                    <a:noFill/>
-                    <a:ln w="9525">
-                      <a:noFill/>
-                      <a:headEnd/>
-                      <a:tailEnd/>
-                    </a:ln>
-                  </pic:spPr>
-                </pic:pic>
-              </a:graphicData>
-            </a:graphic>
-          </wp:inline>
-        </w:drawing>
-      </w:r>
-    </w:p>
-    <w:bookmarkEnd w:id="225"/>
+        <w:t xml:space="preserve">Ciudad lineal con costes de transporte lineales: a) consumidor indiferente y mercados cautivos; b) si una empresa baja lo bastante su precio, se queda con todo el mercado; c) por eso su demanda es discontinua</w:t>
+      </w:r>
+    </w:p>
+    <w:tbl>
+      <w:tblPr>
+        <w:tblStyle w:val="FigureTable"/>
+        <w:tblW w:type="auto" w:w="0"/>
+        <w:jc w:val="center"/>
+        <w:tblLook w:firstRow="0" w:lastRow="0" w:firstColumn="0" w:lastColumn="0"/>
+      </w:tblPr>
+      <w:tblGrid>
+        <w:gridCol w:w="7920"/>
+      </w:tblGrid>
+      <w:tr>
+        <w:tc>
+          <w:tcPr>
+            <w:vAlign w:val="center"/>
+          </w:tcPr>
+          <w:p>
+            <w:pPr>
+              <w:pStyle w:val="Compact"/>
+              <w:jc w:val="center"/>
+            </w:pPr>
+            <w:r>
+              <w:drawing>
+                <wp:inline>
+                  <wp:extent cx="5670550" cy="2026648"/>
+                  <wp:effectExtent b="0" l="0" r="0" t="0"/>
+                  <wp:docPr descr="Gráfico 12.– Ciudad lineal con costes de transporte lineales: a) consumidor indiferente y mercados cautivos; b) si una empresa baja lo bastante su precio, se queda con todo el mercado; c) por eso su demanda es discontinua" title="" id="219" name="Picture"/>
+                  <a:graphic>
+                    <a:graphicData uri="http://schemas.openxmlformats.org/drawingml/2006/picture">
+                      <pic:pic>
+                        <pic:nvPicPr>
+                          <pic:cNvPr descr="C:\Users\vgutierrez\Documents\src\victorgutierrezmarcos.github.io-revision\oposicion\temario\fuentes\3A18\graficos/hotelling-discontinuidad.png" id="220" name="Picture"/>
+                          <pic:cNvPicPr>
+                            <a:picLocks noChangeArrowheads="1" noChangeAspect="1"/>
+                          </pic:cNvPicPr>
+                        </pic:nvPicPr>
+                        <pic:blipFill>
+                          <a:blip r:embed="rId218"/>
+                          <a:stretch>
+                            <a:fillRect/>
+                          </a:stretch>
+                        </pic:blipFill>
+                        <pic:spPr bwMode="auto">
+                          <a:xfrm>
+                            <a:off x="0" y="0"/>
+                            <a:ext cx="5670550" cy="2026648"/>
+                          </a:xfrm>
+                          <a:prstGeom prst="rect">
+                            <a:avLst/>
+                          </a:prstGeom>
+                          <a:noFill/>
+                          <a:ln w="9525">
+                            <a:noFill/>
+                            <a:headEnd/>
+                            <a:tailEnd/>
+                          </a:ln>
+                        </pic:spPr>
+                      </pic:pic>
+                    </a:graphicData>
+                  </a:graphic>
+                </wp:inline>
+              </w:drawing>
+            </w:r>
+            <w:r>
+              <w:br/>
+            </w:r>
+            <w:r>
+              <w:drawing>
+                <wp:inline>
+                  <wp:extent cx="2566670" cy="1850457"/>
+                  <wp:effectExtent b="0" l="0" r="0" t="0"/>
+                  <wp:docPr descr="Gráfico 12.– Ciudad lineal con costes de transporte lineales: a) consumidor indiferente y mercados cautivos; b) si una empresa baja lo bastante su precio, se queda con todo el mercado; c) por eso su demanda es discontinua" title="" id="222" name="Picture"/>
+                  <a:graphic>
+                    <a:graphicData uri="http://schemas.openxmlformats.org/drawingml/2006/picture">
+                      <pic:pic>
+                        <pic:nvPicPr>
+                          <pic:cNvPr descr="C:\Users\vgutierrez\Documents\src\victorgutierrezmarcos.github.io-revision\oposicion\temario\fuentes\3A18\graficos/hotelling-lineal.png" id="223" name="Picture"/>
+                          <pic:cNvPicPr>
+                            <a:picLocks noChangeArrowheads="1" noChangeAspect="1"/>
+                          </pic:cNvPicPr>
+                        </pic:nvPicPr>
+                        <pic:blipFill>
+                          <a:blip r:embed="rId221"/>
+                          <a:stretch>
+                            <a:fillRect/>
+                          </a:stretch>
+                        </pic:blipFill>
+                        <pic:spPr bwMode="auto">
+                          <a:xfrm>
+                            <a:off x="0" y="0"/>
+                            <a:ext cx="2566670" cy="1850457"/>
+                          </a:xfrm>
+                          <a:prstGeom prst="rect">
+                            <a:avLst/>
+                          </a:prstGeom>
+                          <a:noFill/>
+                          <a:ln w="9525">
+                            <a:noFill/>
+                            <a:headEnd/>
+                            <a:tailEnd/>
+                          </a:ln>
+                        </pic:spPr>
+                      </pic:pic>
+                    </a:graphicData>
+                  </a:graphic>
+                </wp:inline>
+              </w:drawing>
+            </w:r>
+          </w:p>
+        </w:tc>
+      </w:tr>
+    </w:tbl>
+    <w:bookmarkEnd w:id="224"/>
     <w:p>
       <w:pPr>
         <w:pStyle w:val="Piedeimagen"/>
@@ -37629,8 +37695,8 @@
         <w:t xml:space="preserve">. Para precios dados, las 2 querrían acercarse al centro; es la reacción del precio de la rival lo que las separa: el efecto estratégico domina al de demanda. ∎</w:t>
       </w:r>
     </w:p>
-    <w:bookmarkEnd w:id="226"/>
-    <w:bookmarkStart w:id="227" w:name="anexo_finitud"/>
+    <w:bookmarkEnd w:id="225"/>
+    <w:bookmarkStart w:id="226" w:name="anexo_finitud"/>
     <w:p>
       <w:pPr>
         <w:pStyle w:val="Heading1"/>
@@ -38097,8 +38163,8 @@
         <w:t xml:space="preserve">: si las empresas entran por turnos, la primera elige la calidad alta y la segunda puede elegir una calidad que deje sin hueco a una tercera, con lo que el número de empresas queda fijado por las decisiones de calidad de las primeras.</w:t>
       </w:r>
     </w:p>
-    <w:bookmarkEnd w:id="227"/>
-    <w:bookmarkStart w:id="232" w:name="anexo_lancaster_diferenciacion"/>
+    <w:bookmarkEnd w:id="226"/>
+    <w:bookmarkStart w:id="231" w:name="anexo_lancaster_diferenciacion"/>
     <w:p>
       <w:pPr>
         <w:pStyle w:val="Heading1"/>
@@ -38273,7 +38339,7 @@
         <w:t xml:space="preserve">).</w:t>
       </w:r>
     </w:p>
-    <w:bookmarkStart w:id="231" w:name="fig_lancaster_estrategias"/>
+    <w:bookmarkStart w:id="230" w:name="fig_lancaster_estrategias"/>
     <w:p>
       <w:pPr>
         <w:pStyle w:val="ImageCaption"/>
@@ -38297,18 +38363,18 @@
           <wp:inline>
             <wp:extent cx="5073650" cy="2386108"/>
             <wp:effectExtent b="0" l="0" r="0" t="0"/>
-            <wp:docPr descr="Gráfico 13.– La demanda de características y las estrategias de las empresas: fidelidad a la marca y producto nuevo" title="" id="229" name="Picture"/>
+            <wp:docPr descr="Gráfico 13.– La demanda de características y las estrategias de las empresas: fidelidad a la marca y producto nuevo" title="" id="228" name="Picture"/>
             <a:graphic>
               <a:graphicData uri="http://schemas.openxmlformats.org/drawingml/2006/picture">
                 <pic:pic>
                   <pic:nvPicPr>
-                    <pic:cNvPr descr="C:\Users\vgutierrez\Documents\src\victorgutierrezmarcos.github.io-revision\oposicion\temario\fuentes\3A18\graficos/lancaster-estrategias.png" id="230" name="Picture"/>
+                    <pic:cNvPr descr="C:\Users\vgutierrez\Documents\src\victorgutierrezmarcos.github.io-revision\oposicion\temario\fuentes\3A18\graficos/lancaster-estrategias.png" id="229" name="Picture"/>
                     <pic:cNvPicPr>
                       <a:picLocks noChangeArrowheads="1" noChangeAspect="1"/>
                     </pic:cNvPicPr>
                   </pic:nvPicPr>
                   <pic:blipFill>
-                    <a:blip r:embed="rId228"/>
+                    <a:blip r:embed="rId227"/>
                     <a:stretch>
                       <a:fillRect/>
                     </a:stretch>
@@ -38335,46 +38401,46 @@
         </w:drawing>
       </w:r>
     </w:p>
+    <w:bookmarkEnd w:id="230"/>
+    <w:p>
+      <w:pPr>
+        <w:pStyle w:val="Piedeimagen"/>
+      </w:pPr>
+      <w:r>
+        <w:t xml:space="preserve">Fuente: elaboración propia a partir de</w:t>
+      </w:r>
+      <w:r>
+        <w:t xml:space="preserve"> </w:t>
+      </w:r>
+      <w:r>
+        <w:rPr>
+          <w:smallCaps/>
+        </w:rPr>
+        <w:t xml:space="preserve">Lancaster</w:t>
+      </w:r>
+      <w:r>
+        <w:t xml:space="preserve"> </w:t>
+      </w:r>
+      <w:r>
+        <w:t xml:space="preserve">(</w:t>
+      </w:r>
+      <w:hyperlink w:anchor="ref_Lancaster1966New">
+        <w:r>
+          <w:rPr>
+            <w:rStyle w:val="Hyperlink"/>
+          </w:rPr>
+          <w:t xml:space="preserve">1966</w:t>
+        </w:r>
+      </w:hyperlink>
+      <w:r>
+        <w:t xml:space="preserve">)</w:t>
+      </w:r>
+      <w:r>
+        <w:t xml:space="preserve">.</w:t>
+      </w:r>
+    </w:p>
     <w:bookmarkEnd w:id="231"/>
-    <w:p>
-      <w:pPr>
-        <w:pStyle w:val="Piedeimagen"/>
-      </w:pPr>
-      <w:r>
-        <w:t xml:space="preserve">Fuente: elaboración propia a partir de</w:t>
-      </w:r>
-      <w:r>
-        <w:t xml:space="preserve"> </w:t>
-      </w:r>
-      <w:r>
-        <w:rPr>
-          <w:smallCaps/>
-        </w:rPr>
-        <w:t xml:space="preserve">Lancaster</w:t>
-      </w:r>
-      <w:r>
-        <w:t xml:space="preserve"> </w:t>
-      </w:r>
-      <w:r>
-        <w:t xml:space="preserve">(</w:t>
-      </w:r>
-      <w:hyperlink w:anchor="ref_Lancaster1966New">
-        <w:r>
-          <w:rPr>
-            <w:rStyle w:val="Hyperlink"/>
-          </w:rPr>
-          <w:t xml:space="preserve">1966</w:t>
-        </w:r>
-      </w:hyperlink>
-      <w:r>
-        <w:t xml:space="preserve">)</w:t>
-      </w:r>
-      <w:r>
-        <w:t xml:space="preserve">.</w:t>
-      </w:r>
-    </w:p>
-    <w:bookmarkEnd w:id="232"/>
-    <w:bookmarkStart w:id="235" w:name="anexo_mercado_relevante"/>
+    <w:bookmarkStart w:id="234" w:name="anexo_mercado_relevante"/>
     <w:p>
       <w:pPr>
         <w:pStyle w:val="Heading1"/>
@@ -38556,7 +38622,7 @@
         <w:rPr>
           <w:rStyle w:val="FootnoteReference"/>
         </w:rPr>
-        <w:footnoteReference w:id="233"/>
+        <w:footnoteReference w:id="232"/>
       </w:r>
       <w:r>
         <w:t xml:space="preserve"> </w:t>
@@ -38592,7 +38658,7 @@
         <w:rPr>
           <w:rStyle w:val="FootnoteReference"/>
         </w:rPr>
-        <w:footnoteReference w:id="234"/>
+        <w:footnoteReference w:id="233"/>
       </w:r>
     </w:p>
     <w:p>
@@ -38647,8 +38713,8 @@
         <w:t xml:space="preserve">En el cuerpo del tema se ha supuesto que el mercado está bien definido: o un bien homogéneo, o un grupo de bienes diferenciados que son sustitutivos razonablemente buenos entre sí y tienen una interacción limitada con el resto de la economía.</w:t>
       </w:r>
     </w:p>
-    <w:bookmarkEnd w:id="235"/>
-    <w:bookmarkStart w:id="236" w:name="anexo_empirica"/>
+    <w:bookmarkEnd w:id="234"/>
+    <w:bookmarkStart w:id="235" w:name="anexo_empirica"/>
     <w:p>
       <w:pPr>
         <w:pStyle w:val="Heading1"/>
@@ -39129,8 +39195,8 @@
         <w:t xml:space="preserve">. No es que la CES sea una variante del logit, sino que el logit puede darle fundamento.</w:t>
       </w:r>
     </w:p>
-    <w:bookmarkEnd w:id="236"/>
-    <w:bookmarkStart w:id="237" w:name="anexo_colusion"/>
+    <w:bookmarkEnd w:id="235"/>
+    <w:bookmarkStart w:id="236" w:name="anexo_colusion"/>
     <w:p>
       <w:pPr>
         <w:pStyle w:val="Heading1"/>
@@ -39250,8 +39316,8 @@
         <w:t xml:space="preserve">.</w:t>
       </w:r>
     </w:p>
-    <w:bookmarkEnd w:id="237"/>
-    <w:bookmarkStart w:id="238" w:name="anexo_publicidad"/>
+    <w:bookmarkEnd w:id="236"/>
+    <w:bookmarkStart w:id="237" w:name="anexo_publicidad"/>
     <w:p>
       <w:pPr>
         <w:pStyle w:val="Heading1"/>
@@ -39518,8 +39584,8 @@
         <w:t xml:space="preserve">: ninguna se impone con carácter general, y el efecto de la publicidad sobre los precios y la entrada depende del mercado.</w:t>
       </w:r>
     </w:p>
-    <w:bookmarkEnd w:id="238"/>
-    <w:bookmarkStart w:id="241" w:name="anexo_test"/>
+    <w:bookmarkEnd w:id="237"/>
+    <w:bookmarkStart w:id="240" w:name="anexo_test"/>
     <w:p>
       <w:pPr>
         <w:pStyle w:val="Heading1"/>
@@ -39539,7 +39605,7 @@
       <w:r>
         <w:t xml:space="preserve"> </w:t>
       </w:r>
-      <w:hyperlink r:id="rId239">
+      <w:hyperlink r:id="rId238">
         <w:r>
           <w:rPr>
             <w:rStyle w:val="Hyperlink"/>
@@ -40949,7 +41015,7 @@
         <w:t xml:space="preserve">(1986).</w:t>
       </w:r>
     </w:p>
-    <w:bookmarkStart w:id="240" w:name="preguntas_probables_del_tribunal"/>
+    <w:bookmarkStart w:id="239" w:name="preguntas_probables_del_tribunal"/>
     <w:p>
       <w:pPr>
         <w:pStyle w:val="Heading4"/>
@@ -41136,9 +41202,9 @@
         </w:sectPr>
       </w:pPr>
     </w:p>
+    <w:bookmarkEnd w:id="239"/>
     <w:bookmarkEnd w:id="240"/>
-    <w:bookmarkEnd w:id="241"/>
-    <w:bookmarkStart w:id="361" w:name="bibliografia"/>
+    <w:bookmarkStart w:id="360" w:name="bibliografia"/>
     <w:p>
       <w:pPr>
         <w:pStyle w:val="Heading1"/>
@@ -41147,8 +41213,8 @@
         <w:t xml:space="preserve">Bibliografía</w:t>
       </w:r>
     </w:p>
-    <w:bookmarkStart w:id="360" w:name="refs"/>
-    <w:bookmarkStart w:id="243" w:name="ref_AndersonDePalmaThisse1992Discrete"/>
+    <w:bookmarkStart w:id="359" w:name="refs"/>
+    <w:bookmarkStart w:id="242" w:name="ref_AndersonDePalmaThisse1992Discrete"/>
     <w:p>
       <w:pPr>
         <w:pStyle w:val="Bibliography"/>
@@ -41172,7 +41238,7 @@
       <w:r>
         <w:t xml:space="preserve"> </w:t>
       </w:r>
-      <w:hyperlink r:id="rId242">
+      <w:hyperlink r:id="rId241">
         <w:r>
           <w:rPr>
             <w:rStyle w:val="Hyperlink"/>
@@ -41184,8 +41250,8 @@
         <w:t xml:space="preserve">.</w:t>
       </w:r>
     </w:p>
-    <w:bookmarkEnd w:id="243"/>
-    <w:bookmarkStart w:id="244" w:name="ref_Andrews1949Manufacturing"/>
+    <w:bookmarkEnd w:id="242"/>
+    <w:bookmarkStart w:id="243" w:name="ref_Andrews1949Manufacturing"/>
     <w:p>
       <w:pPr>
         <w:pStyle w:val="Bibliography"/>
@@ -41207,8 +41273,8 @@
         <w:t xml:space="preserve">. Londres: Macmillan.</w:t>
       </w:r>
     </w:p>
-    <w:bookmarkEnd w:id="244"/>
-    <w:bookmarkStart w:id="246" w:name="ref_ArrowEtAl2011Top20"/>
+    <w:bookmarkEnd w:id="243"/>
+    <w:bookmarkStart w:id="245" w:name="ref_ArrowEtAl2011Top20"/>
     <w:p>
       <w:pPr>
         <w:pStyle w:val="Bibliography"/>
@@ -41244,7 +41310,7 @@
       <w:r>
         <w:t xml:space="preserve"> </w:t>
       </w:r>
-      <w:hyperlink r:id="rId245">
+      <w:hyperlink r:id="rId244">
         <w:r>
           <w:rPr>
             <w:rStyle w:val="Hyperlink"/>
@@ -41256,8 +41322,8 @@
         <w:t xml:space="preserve">.</w:t>
       </w:r>
     </w:p>
-    <w:bookmarkEnd w:id="246"/>
-    <w:bookmarkStart w:id="248" w:name="ref_Bagwell2007Economic"/>
+    <w:bookmarkEnd w:id="245"/>
+    <w:bookmarkStart w:id="247" w:name="ref_Bagwell2007Economic"/>
     <w:p>
       <w:pPr>
         <w:pStyle w:val="Bibliography"/>
@@ -41290,7 +41356,7 @@
       <w:r>
         <w:t xml:space="preserve"> </w:t>
       </w:r>
-      <w:hyperlink r:id="rId247">
+      <w:hyperlink r:id="rId246">
         <w:r>
           <w:rPr>
             <w:rStyle w:val="Hyperlink"/>
@@ -41302,8 +41368,8 @@
         <w:t xml:space="preserve">.</w:t>
       </w:r>
     </w:p>
-    <w:bookmarkEnd w:id="248"/>
-    <w:bookmarkStart w:id="250" w:name="ref_BeckerMurphy1993Simple"/>
+    <w:bookmarkEnd w:id="247"/>
+    <w:bookmarkStart w:id="249" w:name="ref_BeckerMurphy1993Simple"/>
     <w:p>
       <w:pPr>
         <w:pStyle w:val="Bibliography"/>
@@ -41339,7 +41405,7 @@
       <w:r>
         <w:t xml:space="preserve"> </w:t>
       </w:r>
-      <w:hyperlink r:id="rId249">
+      <w:hyperlink r:id="rId248">
         <w:r>
           <w:rPr>
             <w:rStyle w:val="Hyperlink"/>
@@ -41351,8 +41417,8 @@
         <w:t xml:space="preserve">.</w:t>
       </w:r>
     </w:p>
-    <w:bookmarkEnd w:id="250"/>
-    <w:bookmarkStart w:id="251" w:name="ref_BelleflammePeitz2015Industrial"/>
+    <w:bookmarkEnd w:id="249"/>
+    <w:bookmarkStart w:id="250" w:name="ref_BelleflammePeitz2015Industrial"/>
     <w:p>
       <w:pPr>
         <w:pStyle w:val="Bibliography"/>
@@ -41374,8 +41440,8 @@
         <w:t xml:space="preserve">. 2.ª ed. Cambridge: Cambridge University Press.</w:t>
       </w:r>
     </w:p>
-    <w:bookmarkEnd w:id="251"/>
-    <w:bookmarkStart w:id="253" w:name="ref_BerryLevinsohnPakes1995Automobile"/>
+    <w:bookmarkEnd w:id="250"/>
+    <w:bookmarkStart w:id="252" w:name="ref_BerryLevinsohnPakes1995Automobile"/>
     <w:p>
       <w:pPr>
         <w:pStyle w:val="Bibliography"/>
@@ -41411,7 +41477,7 @@
       <w:r>
         <w:t xml:space="preserve"> </w:t>
       </w:r>
-      <w:hyperlink r:id="rId252">
+      <w:hyperlink r:id="rId251">
         <w:r>
           <w:rPr>
             <w:rStyle w:val="Hyperlink"/>
@@ -41423,8 +41489,8 @@
         <w:t xml:space="preserve">.</w:t>
       </w:r>
     </w:p>
-    <w:bookmarkEnd w:id="253"/>
-    <w:bookmarkStart w:id="254" w:name="ref_BlanchardKiyotaki1987Monopolistic"/>
+    <w:bookmarkEnd w:id="252"/>
+    <w:bookmarkStart w:id="253" w:name="ref_BlanchardKiyotaki1987Monopolistic"/>
     <w:p>
       <w:pPr>
         <w:pStyle w:val="Bibliography"/>
@@ -41458,8 +41524,8 @@
         <w:t xml:space="preserve">77 (4): 647-66.</w:t>
       </w:r>
     </w:p>
-    <w:bookmarkEnd w:id="254"/>
-    <w:bookmarkStart w:id="256" w:name="ref_BOE2025CNAE"/>
+    <w:bookmarkEnd w:id="253"/>
+    <w:bookmarkStart w:id="255" w:name="ref_BOE2025CNAE"/>
     <w:p>
       <w:pPr>
         <w:pStyle w:val="Bibliography"/>
@@ -41479,7 +41545,7 @@
       <w:r>
         <w:t xml:space="preserve"> </w:t>
       </w:r>
-      <w:hyperlink r:id="rId255">
+      <w:hyperlink r:id="rId254">
         <w:r>
           <w:rPr>
             <w:rStyle w:val="Hyperlink"/>
@@ -41491,8 +41557,8 @@
         <w:t xml:space="preserve">.</w:t>
       </w:r>
     </w:p>
-    <w:bookmarkEnd w:id="256"/>
-    <w:bookmarkStart w:id="257" w:name="ref_Bowley1924Mathematical"/>
+    <w:bookmarkEnd w:id="255"/>
+    <w:bookmarkStart w:id="256" w:name="ref_Bowley1924Mathematical"/>
     <w:p>
       <w:pPr>
         <w:pStyle w:val="Bibliography"/>
@@ -41514,8 +41580,8 @@
         <w:t xml:space="preserve">. Oxford: Clarendon Press.</w:t>
       </w:r>
     </w:p>
-    <w:bookmarkEnd w:id="257"/>
-    <w:bookmarkStart w:id="259" w:name="ref_BrodaWeinstein2006Globalization"/>
+    <w:bookmarkEnd w:id="256"/>
+    <w:bookmarkStart w:id="258" w:name="ref_BrodaWeinstein2006Globalization"/>
     <w:p>
       <w:pPr>
         <w:pStyle w:val="Bibliography"/>
@@ -41551,7 +41617,7 @@
       <w:r>
         <w:t xml:space="preserve"> </w:t>
       </w:r>
-      <w:hyperlink r:id="rId258">
+      <w:hyperlink r:id="rId257">
         <w:r>
           <w:rPr>
             <w:rStyle w:val="Hyperlink"/>
@@ -41563,8 +41629,8 @@
         <w:t xml:space="preserve">.</w:t>
       </w:r>
     </w:p>
-    <w:bookmarkEnd w:id="259"/>
-    <w:bookmarkStart w:id="261" w:name="ref_BulowGeanakoplosKlemperer1985M_30256"/>
+    <w:bookmarkEnd w:id="258"/>
+    <w:bookmarkStart w:id="260" w:name="ref_BulowGeanakoplosKlemperer1985M_30256"/>
     <w:p>
       <w:pPr>
         <w:pStyle w:val="Bibliography"/>
@@ -41600,7 +41666,7 @@
       <w:r>
         <w:t xml:space="preserve"> </w:t>
       </w:r>
-      <w:hyperlink r:id="rId260">
+      <w:hyperlink r:id="rId259">
         <w:r>
           <w:rPr>
             <w:rStyle w:val="Hyperlink"/>
@@ -41612,8 +41678,8 @@
         <w:t xml:space="preserve">.</w:t>
       </w:r>
     </w:p>
-    <w:bookmarkEnd w:id="261"/>
-    <w:bookmarkStart w:id="262" w:name="ref_Cabral2000Introduction"/>
+    <w:bookmarkEnd w:id="260"/>
+    <w:bookmarkStart w:id="261" w:name="ref_Cabral2000Introduction"/>
     <w:p>
       <w:pPr>
         <w:pStyle w:val="Bibliography"/>
@@ -41635,8 +41701,8 @@
         <w:t xml:space="preserve">. Cambridge (Massachusetts): MIT Press.</w:t>
       </w:r>
     </w:p>
-    <w:bookmarkEnd w:id="262"/>
-    <w:bookmarkStart w:id="264" w:name="ref_Calvo1983Staggered"/>
+    <w:bookmarkEnd w:id="261"/>
+    <w:bookmarkStart w:id="263" w:name="ref_Calvo1983Staggered"/>
     <w:p>
       <w:pPr>
         <w:pStyle w:val="Bibliography"/>
@@ -41672,7 +41738,7 @@
       <w:r>
         <w:t xml:space="preserve"> </w:t>
       </w:r>
-      <w:hyperlink r:id="rId263">
+      <w:hyperlink r:id="rId262">
         <w:r>
           <w:rPr>
             <w:rStyle w:val="Hyperlink"/>
@@ -41684,8 +41750,8 @@
         <w:t xml:space="preserve">.</w:t>
       </w:r>
     </w:p>
-    <w:bookmarkEnd w:id="264"/>
-    <w:bookmarkStart w:id="265" w:name="ref_Chamberlin1933Theory"/>
+    <w:bookmarkEnd w:id="263"/>
+    <w:bookmarkStart w:id="264" w:name="ref_Chamberlin1933Theory"/>
     <w:p>
       <w:pPr>
         <w:pStyle w:val="Bibliography"/>
@@ -41707,8 +41773,8 @@
         <w:t xml:space="preserve">. Cambridge (Massachusetts): Harvard University Press.</w:t>
       </w:r>
     </w:p>
-    <w:bookmarkEnd w:id="265"/>
-    <w:bookmarkStart w:id="267" w:name="ref_dAspremontGabszewiczThisse1979_00159"/>
+    <w:bookmarkEnd w:id="264"/>
+    <w:bookmarkStart w:id="266" w:name="ref_dAspremontGabszewiczThisse1979_00159"/>
     <w:p>
       <w:pPr>
         <w:pStyle w:val="Bibliography"/>
@@ -41744,7 +41810,7 @@
       <w:r>
         <w:t xml:space="preserve"> </w:t>
       </w:r>
-      <w:hyperlink r:id="rId266">
+      <w:hyperlink r:id="rId265">
         <w:r>
           <w:rPr>
             <w:rStyle w:val="Hyperlink"/>
@@ -41756,8 +41822,8 @@
         <w:t xml:space="preserve">.</w:t>
       </w:r>
     </w:p>
-    <w:bookmarkEnd w:id="267"/>
-    <w:bookmarkStart w:id="269" w:name="ref_DarbyKarni1973Free"/>
+    <w:bookmarkEnd w:id="266"/>
+    <w:bookmarkStart w:id="268" w:name="ref_DarbyKarni1973Free"/>
     <w:p>
       <w:pPr>
         <w:pStyle w:val="Bibliography"/>
@@ -41793,7 +41859,7 @@
       <w:r>
         <w:t xml:space="preserve"> </w:t>
       </w:r>
-      <w:hyperlink r:id="rId268">
+      <w:hyperlink r:id="rId267">
         <w:r>
           <w:rPr>
             <w:rStyle w:val="Hyperlink"/>
@@ -41805,8 +41871,8 @@
         <w:t xml:space="preserve">.</w:t>
       </w:r>
     </w:p>
-    <w:bookmarkEnd w:id="269"/>
-    <w:bookmarkStart w:id="271" w:name="ref_DeLoeckerEeckhoutUnger2020Rise"/>
+    <w:bookmarkEnd w:id="268"/>
+    <w:bookmarkStart w:id="270" w:name="ref_DeLoeckerEeckhoutUnger2020Rise"/>
     <w:p>
       <w:pPr>
         <w:pStyle w:val="Bibliography"/>
@@ -41842,7 +41908,7 @@
       <w:r>
         <w:t xml:space="preserve"> </w:t>
       </w:r>
-      <w:hyperlink r:id="rId270">
+      <w:hyperlink r:id="rId269">
         <w:r>
           <w:rPr>
             <w:rStyle w:val="Hyperlink"/>
@@ -41854,8 +41920,8 @@
         <w:t xml:space="preserve">.</w:t>
       </w:r>
     </w:p>
-    <w:bookmarkEnd w:id="271"/>
-    <w:bookmarkStart w:id="272" w:name="ref_DixitStiglitz1977Monopolistic"/>
+    <w:bookmarkEnd w:id="270"/>
+    <w:bookmarkStart w:id="271" w:name="ref_DixitStiglitz1977Monopolistic"/>
     <w:p>
       <w:pPr>
         <w:pStyle w:val="Bibliography"/>
@@ -41889,8 +41955,8 @@
         <w:t xml:space="preserve">67 (3): 297-308.</w:t>
       </w:r>
     </w:p>
-    <w:bookmarkEnd w:id="272"/>
-    <w:bookmarkStart w:id="273" w:name="ref_DorfmanSteiner1954Optimal"/>
+    <w:bookmarkEnd w:id="271"/>
+    <w:bookmarkStart w:id="272" w:name="ref_DorfmanSteiner1954Optimal"/>
     <w:p>
       <w:pPr>
         <w:pStyle w:val="Bibliography"/>
@@ -41924,8 +41990,8 @@
         <w:t xml:space="preserve">44 (5): 826-36.</w:t>
       </w:r>
     </w:p>
-    <w:bookmarkEnd w:id="273"/>
-    <w:bookmarkStart w:id="274" w:name="ref_Downs1957Economic"/>
+    <w:bookmarkEnd w:id="272"/>
+    <w:bookmarkStart w:id="273" w:name="ref_Downs1957Economic"/>
     <w:p>
       <w:pPr>
         <w:pStyle w:val="Bibliography"/>
@@ -41947,8 +42013,8 @@
         <w:t xml:space="preserve">. Nueva York: Harper &amp; Row.</w:t>
       </w:r>
     </w:p>
-    <w:bookmarkEnd w:id="274"/>
-    <w:bookmarkStart w:id="275" w:name="ref_EatonLipsey1989Product"/>
+    <w:bookmarkEnd w:id="273"/>
+    <w:bookmarkStart w:id="274" w:name="ref_EatonLipsey1989Product"/>
     <w:p>
       <w:pPr>
         <w:pStyle w:val="Bibliography"/>
@@ -41979,8 +42045,8 @@
         <w:t xml:space="preserve">, editado por Richard Schmalensee y Robert D. Willig, 1:723-68. Ámsterdam: North-Holland.</w:t>
       </w:r>
     </w:p>
-    <w:bookmarkEnd w:id="275"/>
-    <w:bookmarkStart w:id="277" w:name="ref_Economides1989Symmetric"/>
+    <w:bookmarkEnd w:id="274"/>
+    <w:bookmarkStart w:id="276" w:name="ref_Economides1989Symmetric"/>
     <w:p>
       <w:pPr>
         <w:pStyle w:val="Bibliography"/>
@@ -42016,7 +42082,7 @@
       <w:r>
         <w:t xml:space="preserve"> </w:t>
       </w:r>
-      <w:hyperlink r:id="rId276">
+      <w:hyperlink r:id="rId275">
         <w:r>
           <w:rPr>
             <w:rStyle w:val="Hyperlink"/>
@@ -42028,8 +42094,8 @@
         <w:t xml:space="preserve">.</w:t>
       </w:r>
     </w:p>
-    <w:bookmarkEnd w:id="277"/>
-    <w:bookmarkStart w:id="278" w:name="ref_EkelundHebert2013History"/>
+    <w:bookmarkEnd w:id="276"/>
+    <w:bookmarkStart w:id="277" w:name="ref_EkelundHebert2013History"/>
     <w:p>
       <w:pPr>
         <w:pStyle w:val="Bibliography"/>
@@ -42051,8 +42117,8 @@
         <w:t xml:space="preserve">. 6.ª ed. Long Grove (Illinois): Waveland Press.</w:t>
       </w:r>
     </w:p>
-    <w:bookmarkEnd w:id="278"/>
-    <w:bookmarkStart w:id="280" w:name="ref_Eurostat2026Comext"/>
+    <w:bookmarkEnd w:id="277"/>
+    <w:bookmarkStart w:id="279" w:name="ref_Eurostat2026Comext"/>
     <w:p>
       <w:pPr>
         <w:pStyle w:val="Bibliography"/>
@@ -42072,7 +42138,7 @@
       <w:r>
         <w:t xml:space="preserve"> </w:t>
       </w:r>
-      <w:hyperlink r:id="rId279">
+      <w:hyperlink r:id="rId278">
         <w:r>
           <w:rPr>
             <w:rStyle w:val="Hyperlink"/>
@@ -42084,8 +42150,8 @@
         <w:t xml:space="preserve">.</w:t>
       </w:r>
     </w:p>
-    <w:bookmarkEnd w:id="280"/>
-    <w:bookmarkStart w:id="282" w:name="ref_Eurostat2026Nama10gdp"/>
+    <w:bookmarkEnd w:id="279"/>
+    <w:bookmarkStart w:id="281" w:name="ref_Eurostat2026Nama10gdp"/>
     <w:p>
       <w:pPr>
         <w:pStyle w:val="Bibliography"/>
@@ -42105,7 +42171,7 @@
       <w:r>
         <w:t xml:space="preserve"> </w:t>
       </w:r>
-      <w:hyperlink r:id="rId281">
+      <w:hyperlink r:id="rId280">
         <w:r>
           <w:rPr>
             <w:rStyle w:val="Hyperlink"/>
@@ -42117,8 +42183,8 @@
         <w:t xml:space="preserve">.</w:t>
       </w:r>
     </w:p>
-    <w:bookmarkEnd w:id="282"/>
-    <w:bookmarkStart w:id="284" w:name="ref_Falvey1981Commercial"/>
+    <w:bookmarkEnd w:id="281"/>
+    <w:bookmarkStart w:id="283" w:name="ref_Falvey1981Commercial"/>
     <w:p>
       <w:pPr>
         <w:pStyle w:val="Bibliography"/>
@@ -42154,7 +42220,7 @@
       <w:r>
         <w:t xml:space="preserve"> </w:t>
       </w:r>
-      <w:hyperlink r:id="rId283">
+      <w:hyperlink r:id="rId282">
         <w:r>
           <w:rPr>
             <w:rStyle w:val="Hyperlink"/>
@@ -42166,8 +42232,8 @@
         <w:t xml:space="preserve">.</w:t>
       </w:r>
     </w:p>
-    <w:bookmarkEnd w:id="284"/>
-    <w:bookmarkStart w:id="286" w:name="ref_Foltyn2012Results"/>
+    <w:bookmarkEnd w:id="283"/>
+    <w:bookmarkStart w:id="285" w:name="ref_Foltyn2012Results"/>
     <w:p>
       <w:pPr>
         <w:pStyle w:val="Bibliography"/>
@@ -42187,7 +42253,7 @@
       <w:r>
         <w:t xml:space="preserve"> </w:t>
       </w:r>
-      <w:hyperlink r:id="rId285">
+      <w:hyperlink r:id="rId284">
         <w:r>
           <w:rPr>
             <w:rStyle w:val="Hyperlink"/>
@@ -42199,8 +42265,8 @@
         <w:t xml:space="preserve">.</w:t>
       </w:r>
     </w:p>
-    <w:bookmarkEnd w:id="286"/>
-    <w:bookmarkStart w:id="288" w:name="ref_GabszewiczThisse1979Price"/>
+    <w:bookmarkEnd w:id="285"/>
+    <w:bookmarkStart w:id="287" w:name="ref_GabszewiczThisse1979Price"/>
     <w:p>
       <w:pPr>
         <w:pStyle w:val="Bibliography"/>
@@ -42236,7 +42302,7 @@
       <w:r>
         <w:t xml:space="preserve"> </w:t>
       </w:r>
-      <w:hyperlink r:id="rId287">
+      <w:hyperlink r:id="rId286">
         <w:r>
           <w:rPr>
             <w:rStyle w:val="Hyperlink"/>
@@ -42248,8 +42314,8 @@
         <w:t xml:space="preserve">.</w:t>
       </w:r>
     </w:p>
-    <w:bookmarkEnd w:id="288"/>
-    <w:bookmarkStart w:id="289" w:name="ref_Gali2015Monetary"/>
+    <w:bookmarkEnd w:id="287"/>
+    <w:bookmarkStart w:id="288" w:name="ref_Gali2015Monetary"/>
     <w:p>
       <w:pPr>
         <w:pStyle w:val="Bibliography"/>
@@ -42271,8 +42337,8 @@
         <w:t xml:space="preserve">. 2.ª ed. Princeton: Princeton University Press.</w:t>
       </w:r>
     </w:p>
-    <w:bookmarkEnd w:id="289"/>
-    <w:bookmarkStart w:id="291" w:name="ref_Gandolfo2014International"/>
+    <w:bookmarkEnd w:id="288"/>
+    <w:bookmarkStart w:id="290" w:name="ref_Gandolfo2014International"/>
     <w:p>
       <w:pPr>
         <w:pStyle w:val="Bibliography"/>
@@ -42296,7 +42362,7 @@
       <w:r>
         <w:t xml:space="preserve"> </w:t>
       </w:r>
-      <w:hyperlink r:id="rId290">
+      <w:hyperlink r:id="rId289">
         <w:r>
           <w:rPr>
             <w:rStyle w:val="Hyperlink"/>
@@ -42308,8 +42374,8 @@
         <w:t xml:space="preserve">.</w:t>
       </w:r>
     </w:p>
-    <w:bookmarkEnd w:id="291"/>
-    <w:bookmarkStart w:id="293" w:name="ref_GasmiLaffontVuong1992Econometric"/>
+    <w:bookmarkEnd w:id="290"/>
+    <w:bookmarkStart w:id="292" w:name="ref_GasmiLaffontVuong1992Econometric"/>
     <w:p>
       <w:pPr>
         <w:pStyle w:val="Bibliography"/>
@@ -42345,7 +42411,7 @@
       <w:r>
         <w:t xml:space="preserve"> </w:t>
       </w:r>
-      <w:hyperlink r:id="rId292">
+      <w:hyperlink r:id="rId291">
         <w:r>
           <w:rPr>
             <w:rStyle w:val="Hyperlink"/>
@@ -42357,8 +42423,8 @@
         <w:t xml:space="preserve">.</w:t>
       </w:r>
     </w:p>
-    <w:bookmarkEnd w:id="293"/>
-    <w:bookmarkStart w:id="295" w:name="ref_Hotelling1929Stability"/>
+    <w:bookmarkEnd w:id="292"/>
+    <w:bookmarkStart w:id="294" w:name="ref_Hotelling1929Stability"/>
     <w:p>
       <w:pPr>
         <w:pStyle w:val="Bibliography"/>
@@ -42394,7 +42460,7 @@
       <w:r>
         <w:t xml:space="preserve"> </w:t>
       </w:r>
-      <w:hyperlink r:id="rId294">
+      <w:hyperlink r:id="rId293">
         <w:r>
           <w:rPr>
             <w:rStyle w:val="Hyperlink"/>
@@ -42406,8 +42472,8 @@
         <w:t xml:space="preserve">.</w:t>
       </w:r>
     </w:p>
-    <w:bookmarkEnd w:id="295"/>
-    <w:bookmarkStart w:id="297" w:name="ref_InfoAdex2026Estudio"/>
+    <w:bookmarkEnd w:id="294"/>
+    <w:bookmarkStart w:id="296" w:name="ref_InfoAdex2026Estudio"/>
     <w:p>
       <w:pPr>
         <w:pStyle w:val="Bibliography"/>
@@ -42427,7 +42493,7 @@
       <w:r>
         <w:t xml:space="preserve"> </w:t>
       </w:r>
-      <w:hyperlink r:id="rId296">
+      <w:hyperlink r:id="rId295">
         <w:r>
           <w:rPr>
             <w:rStyle w:val="Hyperlink"/>
@@ -42439,8 +42505,8 @@
         <w:t xml:space="preserve">.</w:t>
       </w:r>
     </w:p>
-    <w:bookmarkEnd w:id="297"/>
-    <w:bookmarkStart w:id="299" w:name="ref_IvaldiEtAl2003Tacit"/>
+    <w:bookmarkEnd w:id="296"/>
+    <w:bookmarkStart w:id="298" w:name="ref_IvaldiEtAl2003Tacit"/>
     <w:p>
       <w:pPr>
         <w:pStyle w:val="Bibliography"/>
@@ -42460,7 +42526,7 @@
       <w:r>
         <w:t xml:space="preserve"> </w:t>
       </w:r>
-      <w:hyperlink r:id="rId298">
+      <w:hyperlink r:id="rId297">
         <w:r>
           <w:rPr>
             <w:rStyle w:val="Hyperlink"/>
@@ -42472,8 +42538,8 @@
         <w:t xml:space="preserve">.</w:t>
       </w:r>
     </w:p>
-    <w:bookmarkEnd w:id="299"/>
-    <w:bookmarkStart w:id="301" w:name="ref_Judd1985Credible"/>
+    <w:bookmarkEnd w:id="298"/>
+    <w:bookmarkStart w:id="300" w:name="ref_Judd1985Credible"/>
     <w:p>
       <w:pPr>
         <w:pStyle w:val="Bibliography"/>
@@ -42509,7 +42575,7 @@
       <w:r>
         <w:t xml:space="preserve"> </w:t>
       </w:r>
-      <w:hyperlink r:id="rId300">
+      <w:hyperlink r:id="rId299">
         <w:r>
           <w:rPr>
             <w:rStyle w:val="Hyperlink"/>
@@ -42521,8 +42587,8 @@
         <w:t xml:space="preserve">.</w:t>
       </w:r>
     </w:p>
-    <w:bookmarkEnd w:id="301"/>
-    <w:bookmarkStart w:id="303" w:name="ref_Kaldor1935Market"/>
+    <w:bookmarkEnd w:id="300"/>
+    <w:bookmarkStart w:id="302" w:name="ref_Kaldor1935Market"/>
     <w:p>
       <w:pPr>
         <w:pStyle w:val="Bibliography"/>
@@ -42558,7 +42624,7 @@
       <w:r>
         <w:t xml:space="preserve"> </w:t>
       </w:r>
-      <w:hyperlink r:id="rId302">
+      <w:hyperlink r:id="rId301">
         <w:r>
           <w:rPr>
             <w:rStyle w:val="Hyperlink"/>
@@ -42570,8 +42636,8 @@
         <w:t xml:space="preserve">.</w:t>
       </w:r>
     </w:p>
-    <w:bookmarkEnd w:id="303"/>
-    <w:bookmarkStart w:id="304" w:name="ref_Koutsoyiannis1979Modern"/>
+    <w:bookmarkEnd w:id="302"/>
+    <w:bookmarkStart w:id="303" w:name="ref_Koutsoyiannis1979Modern"/>
     <w:p>
       <w:pPr>
         <w:pStyle w:val="Bibliography"/>
@@ -42593,8 +42659,8 @@
         <w:t xml:space="preserve">. 2.ª ed. Londres: Macmillan.</w:t>
       </w:r>
     </w:p>
-    <w:bookmarkEnd w:id="304"/>
-    <w:bookmarkStart w:id="306" w:name="ref_Krugman1979Increasing"/>
+    <w:bookmarkEnd w:id="303"/>
+    <w:bookmarkStart w:id="305" w:name="ref_Krugman1979Increasing"/>
     <w:p>
       <w:pPr>
         <w:pStyle w:val="Bibliography"/>
@@ -42630,7 +42696,7 @@
       <w:r>
         <w:t xml:space="preserve"> </w:t>
       </w:r>
-      <w:hyperlink r:id="rId305">
+      <w:hyperlink r:id="rId304">
         <w:r>
           <w:rPr>
             <w:rStyle w:val="Hyperlink"/>
@@ -42642,8 +42708,8 @@
         <w:t xml:space="preserve">.</w:t>
       </w:r>
     </w:p>
-    <w:bookmarkEnd w:id="306"/>
-    <w:bookmarkStart w:id="307" w:name="ref_Krugman1980Scale"/>
+    <w:bookmarkEnd w:id="305"/>
+    <w:bookmarkStart w:id="306" w:name="ref_Krugman1980Scale"/>
     <w:p>
       <w:pPr>
         <w:pStyle w:val="Bibliography"/>
@@ -42677,8 +42743,8 @@
         <w:t xml:space="preserve">70 (5): 950-59.</w:t>
       </w:r>
     </w:p>
-    <w:bookmarkEnd w:id="307"/>
-    <w:bookmarkStart w:id="309" w:name="ref_Krugman1991Increasing"/>
+    <w:bookmarkEnd w:id="306"/>
+    <w:bookmarkStart w:id="308" w:name="ref_Krugman1991Increasing"/>
     <w:p>
       <w:pPr>
         <w:pStyle w:val="Bibliography"/>
@@ -42714,7 +42780,7 @@
       <w:r>
         <w:t xml:space="preserve"> </w:t>
       </w:r>
-      <w:hyperlink r:id="rId308">
+      <w:hyperlink r:id="rId307">
         <w:r>
           <w:rPr>
             <w:rStyle w:val="Hyperlink"/>
@@ -42726,8 +42792,8 @@
         <w:t xml:space="preserve">.</w:t>
       </w:r>
     </w:p>
-    <w:bookmarkEnd w:id="309"/>
-    <w:bookmarkStart w:id="310" w:name="ref_KrugmanObstfeldMelitz2018Inter_58144"/>
+    <w:bookmarkEnd w:id="308"/>
+    <w:bookmarkStart w:id="309" w:name="ref_KrugmanObstfeldMelitz2018Inter_58144"/>
     <w:p>
       <w:pPr>
         <w:pStyle w:val="Bibliography"/>
@@ -42749,8 +42815,8 @@
         <w:t xml:space="preserve">. 11.ª ed. Boston: Pearson.</w:t>
       </w:r>
     </w:p>
-    <w:bookmarkEnd w:id="310"/>
-    <w:bookmarkStart w:id="312" w:name="ref_Lancaster1966New"/>
+    <w:bookmarkEnd w:id="309"/>
+    <w:bookmarkStart w:id="311" w:name="ref_Lancaster1966New"/>
     <w:p>
       <w:pPr>
         <w:pStyle w:val="Bibliography"/>
@@ -42786,7 +42852,7 @@
       <w:r>
         <w:t xml:space="preserve"> </w:t>
       </w:r>
-      <w:hyperlink r:id="rId311">
+      <w:hyperlink r:id="rId310">
         <w:r>
           <w:rPr>
             <w:rStyle w:val="Hyperlink"/>
@@ -42798,8 +42864,8 @@
         <w:t xml:space="preserve">.</w:t>
       </w:r>
     </w:p>
-    <w:bookmarkEnd w:id="312"/>
-    <w:bookmarkStart w:id="314" w:name="ref_MankiwWhinston1986Free"/>
+    <w:bookmarkEnd w:id="311"/>
+    <w:bookmarkStart w:id="313" w:name="ref_MankiwWhinston1986Free"/>
     <w:p>
       <w:pPr>
         <w:pStyle w:val="Bibliography"/>
@@ -42835,7 +42901,7 @@
       <w:r>
         <w:t xml:space="preserve"> </w:t>
       </w:r>
-      <w:hyperlink r:id="rId313">
+      <w:hyperlink r:id="rId312">
         <w:r>
           <w:rPr>
             <w:rStyle w:val="Hyperlink"/>
@@ -42847,8 +42913,8 @@
         <w:t xml:space="preserve">.</w:t>
       </w:r>
     </w:p>
-    <w:bookmarkEnd w:id="314"/>
-    <w:bookmarkStart w:id="316" w:name="ref_Marshall1890Principles"/>
+    <w:bookmarkEnd w:id="313"/>
+    <w:bookmarkStart w:id="315" w:name="ref_Marshall1890Principles"/>
     <w:p>
       <w:pPr>
         <w:pStyle w:val="Bibliography"/>
@@ -42872,7 +42938,7 @@
       <w:r>
         <w:t xml:space="preserve"> </w:t>
       </w:r>
-      <w:hyperlink r:id="rId315">
+      <w:hyperlink r:id="rId314">
         <w:r>
           <w:rPr>
             <w:rStyle w:val="Hyperlink"/>
@@ -42884,8 +42950,8 @@
         <w:t xml:space="preserve">.</w:t>
       </w:r>
     </w:p>
-    <w:bookmarkEnd w:id="316"/>
-    <w:bookmarkStart w:id="318" w:name="ref_Melitz2003Impact"/>
+    <w:bookmarkEnd w:id="315"/>
+    <w:bookmarkStart w:id="317" w:name="ref_Melitz2003Impact"/>
     <w:p>
       <w:pPr>
         <w:pStyle w:val="Bibliography"/>
@@ -42921,7 +42987,7 @@
       <w:r>
         <w:t xml:space="preserve"> </w:t>
       </w:r>
-      <w:hyperlink r:id="rId317">
+      <w:hyperlink r:id="rId316">
         <w:r>
           <w:rPr>
             <w:rStyle w:val="Hyperlink"/>
@@ -42933,8 +42999,8 @@
         <w:t xml:space="preserve">.</w:t>
       </w:r>
     </w:p>
-    <w:bookmarkEnd w:id="318"/>
-    <w:bookmarkStart w:id="320" w:name="ref_MilgromRoberts1986Price"/>
+    <w:bookmarkEnd w:id="317"/>
+    <w:bookmarkStart w:id="319" w:name="ref_MilgromRoberts1986Price"/>
     <w:p>
       <w:pPr>
         <w:pStyle w:val="Bibliography"/>
@@ -42970,7 +43036,7 @@
       <w:r>
         <w:t xml:space="preserve"> </w:t>
       </w:r>
-      <w:hyperlink r:id="rId319">
+      <w:hyperlink r:id="rId318">
         <w:r>
           <w:rPr>
             <w:rStyle w:val="Hyperlink"/>
@@ -42982,8 +43048,8 @@
         <w:t xml:space="preserve">.</w:t>
       </w:r>
     </w:p>
-    <w:bookmarkEnd w:id="320"/>
-    <w:bookmarkStart w:id="322" w:name="ref_MussaRosen1978Monopoly"/>
+    <w:bookmarkEnd w:id="319"/>
+    <w:bookmarkStart w:id="321" w:name="ref_MussaRosen1978Monopoly"/>
     <w:p>
       <w:pPr>
         <w:pStyle w:val="Bibliography"/>
@@ -43019,7 +43085,7 @@
       <w:r>
         <w:t xml:space="preserve"> </w:t>
       </w:r>
-      <w:hyperlink r:id="rId321">
+      <w:hyperlink r:id="rId320">
         <w:r>
           <w:rPr>
             <w:rStyle w:val="Hyperlink"/>
@@ -43031,8 +43097,8 @@
         <w:t xml:space="preserve">.</w:t>
       </w:r>
     </w:p>
-    <w:bookmarkEnd w:id="322"/>
-    <w:bookmarkStart w:id="324" w:name="ref_Neary2004Monopolistic"/>
+    <w:bookmarkEnd w:id="321"/>
+    <w:bookmarkStart w:id="323" w:name="ref_Neary2004Monopolistic"/>
     <w:p>
       <w:pPr>
         <w:pStyle w:val="Bibliography"/>
@@ -43065,7 +43131,7 @@
       <w:r>
         <w:t xml:space="preserve"> </w:t>
       </w:r>
-      <w:hyperlink r:id="rId323">
+      <w:hyperlink r:id="rId322">
         <w:r>
           <w:rPr>
             <w:rStyle w:val="Hyperlink"/>
@@ -43077,8 +43143,8 @@
         <w:t xml:space="preserve">.</w:t>
       </w:r>
     </w:p>
-    <w:bookmarkEnd w:id="324"/>
-    <w:bookmarkStart w:id="326" w:name="ref_Nelson1970Information"/>
+    <w:bookmarkEnd w:id="323"/>
+    <w:bookmarkStart w:id="325" w:name="ref_Nelson1970Information"/>
     <w:p>
       <w:pPr>
         <w:pStyle w:val="Bibliography"/>
@@ -43114,7 +43180,7 @@
       <w:r>
         <w:t xml:space="preserve"> </w:t>
       </w:r>
-      <w:hyperlink r:id="rId325">
+      <w:hyperlink r:id="rId324">
         <w:r>
           <w:rPr>
             <w:rStyle w:val="Hyperlink"/>
@@ -43126,8 +43192,8 @@
         <w:t xml:space="preserve">.</w:t>
       </w:r>
     </w:p>
-    <w:bookmarkEnd w:id="326"/>
-    <w:bookmarkStart w:id="328" w:name="ref_Nelson1974Advertising"/>
+    <w:bookmarkEnd w:id="325"/>
+    <w:bookmarkStart w:id="327" w:name="ref_Nelson1974Advertising"/>
     <w:p>
       <w:pPr>
         <w:pStyle w:val="Bibliography"/>
@@ -43163,7 +43229,7 @@
       <w:r>
         <w:t xml:space="preserve"> </w:t>
       </w:r>
-      <w:hyperlink r:id="rId327">
+      <w:hyperlink r:id="rId326">
         <w:r>
           <w:rPr>
             <w:rStyle w:val="Hyperlink"/>
@@ -43175,8 +43241,8 @@
         <w:t xml:space="preserve">.</w:t>
       </w:r>
     </w:p>
-    <w:bookmarkEnd w:id="328"/>
-    <w:bookmarkStart w:id="330" w:name="ref_Nevo2001Measuring"/>
+    <w:bookmarkEnd w:id="327"/>
+    <w:bookmarkStart w:id="329" w:name="ref_Nevo2001Measuring"/>
     <w:p>
       <w:pPr>
         <w:pStyle w:val="Bibliography"/>
@@ -43212,7 +43278,7 @@
       <w:r>
         <w:t xml:space="preserve"> </w:t>
       </w:r>
-      <w:hyperlink r:id="rId329">
+      <w:hyperlink r:id="rId328">
         <w:r>
           <w:rPr>
             <w:rStyle w:val="Hyperlink"/>
@@ -43224,8 +43290,8 @@
         <w:t xml:space="preserve">.</w:t>
       </w:r>
     </w:p>
-    <w:bookmarkEnd w:id="330"/>
-    <w:bookmarkStart w:id="332" w:name="ref_OEPM2026Estadisticas"/>
+    <w:bookmarkEnd w:id="329"/>
+    <w:bookmarkStart w:id="331" w:name="ref_OEPM2026Estadisticas"/>
     <w:p>
       <w:pPr>
         <w:pStyle w:val="Bibliography"/>
@@ -43245,7 +43311,7 @@
       <w:r>
         <w:t xml:space="preserve"> </w:t>
       </w:r>
-      <w:hyperlink r:id="rId331">
+      <w:hyperlink r:id="rId330">
         <w:r>
           <w:rPr>
             <w:rStyle w:val="Hyperlink"/>
@@ -43257,8 +43323,8 @@
         <w:t xml:space="preserve">.</w:t>
       </w:r>
     </w:p>
-    <w:bookmarkEnd w:id="332"/>
-    <w:bookmarkStart w:id="333" w:name="ref_Robinson1933Economics"/>
+    <w:bookmarkEnd w:id="331"/>
+    <w:bookmarkStart w:id="332" w:name="ref_Robinson1933Economics"/>
     <w:p>
       <w:pPr>
         <w:pStyle w:val="Bibliography"/>
@@ -43280,8 +43346,8 @@
         <w:t xml:space="preserve">. Londres: Macmillan.</w:t>
       </w:r>
     </w:p>
-    <w:bookmarkEnd w:id="333"/>
-    <w:bookmarkStart w:id="334" w:name="ref_Robinson1962Essays"/>
+    <w:bookmarkEnd w:id="332"/>
+    <w:bookmarkStart w:id="333" w:name="ref_Robinson1962Essays"/>
     <w:p>
       <w:pPr>
         <w:pStyle w:val="Bibliography"/>
@@ -43303,8 +43369,8 @@
         <w:t xml:space="preserve">. Londres: Macmillan.</w:t>
       </w:r>
     </w:p>
-    <w:bookmarkEnd w:id="334"/>
-    <w:bookmarkStart w:id="336" w:name="ref_Romer1990Endogenous"/>
+    <w:bookmarkEnd w:id="333"/>
+    <w:bookmarkStart w:id="335" w:name="ref_Romer1990Endogenous"/>
     <w:p>
       <w:pPr>
         <w:pStyle w:val="Bibliography"/>
@@ -43340,7 +43406,7 @@
       <w:r>
         <w:t xml:space="preserve"> </w:t>
       </w:r>
-      <w:hyperlink r:id="rId335">
+      <w:hyperlink r:id="rId334">
         <w:r>
           <w:rPr>
             <w:rStyle w:val="Hyperlink"/>
@@ -43352,8 +43418,8 @@
         <w:t xml:space="preserve">.</w:t>
       </w:r>
     </w:p>
-    <w:bookmarkEnd w:id="336"/>
-    <w:bookmarkStart w:id="338" w:name="ref_Salop1979Monopolistic"/>
+    <w:bookmarkEnd w:id="335"/>
+    <w:bookmarkStart w:id="337" w:name="ref_Salop1979Monopolistic"/>
     <w:p>
       <w:pPr>
         <w:pStyle w:val="Bibliography"/>
@@ -43389,7 +43455,7 @@
       <w:r>
         <w:t xml:space="preserve"> </w:t>
       </w:r>
-      <w:hyperlink r:id="rId337">
+      <w:hyperlink r:id="rId336">
         <w:r>
           <w:rPr>
             <w:rStyle w:val="Hyperlink"/>
@@ -43401,8 +43467,8 @@
         <w:t xml:space="preserve">.</w:t>
       </w:r>
     </w:p>
-    <w:bookmarkEnd w:id="338"/>
-    <w:bookmarkStart w:id="340" w:name="ref_Schmalensee1977Entry"/>
+    <w:bookmarkEnd w:id="337"/>
+    <w:bookmarkStart w:id="339" w:name="ref_Schmalensee1977Entry"/>
     <w:p>
       <w:pPr>
         <w:pStyle w:val="Bibliography"/>
@@ -43422,7 +43488,7 @@
       <w:r>
         <w:t xml:space="preserve"> </w:t>
       </w:r>
-      <w:hyperlink r:id="rId339">
+      <w:hyperlink r:id="rId338">
         <w:r>
           <w:rPr>
             <w:rStyle w:val="Hyperlink"/>
@@ -43434,8 +43500,8 @@
         <w:t xml:space="preserve">.</w:t>
       </w:r>
     </w:p>
-    <w:bookmarkEnd w:id="340"/>
-    <w:bookmarkStart w:id="342" w:name="ref_Schmalensee1978Entry"/>
+    <w:bookmarkEnd w:id="339"/>
+    <w:bookmarkStart w:id="341" w:name="ref_Schmalensee1978Entry"/>
     <w:p>
       <w:pPr>
         <w:pStyle w:val="Bibliography"/>
@@ -43471,7 +43537,7 @@
       <w:r>
         <w:t xml:space="preserve"> </w:t>
       </w:r>
-      <w:hyperlink r:id="rId341">
+      <w:hyperlink r:id="rId340">
         <w:r>
           <w:rPr>
             <w:rStyle w:val="Hyperlink"/>
@@ -43483,8 +43549,8 @@
         <w:t xml:space="preserve">.</w:t>
       </w:r>
     </w:p>
-    <w:bookmarkEnd w:id="342"/>
-    <w:bookmarkStart w:id="344" w:name="ref_Seim2006Empirical"/>
+    <w:bookmarkEnd w:id="341"/>
+    <w:bookmarkStart w:id="343" w:name="ref_Seim2006Empirical"/>
     <w:p>
       <w:pPr>
         <w:pStyle w:val="Bibliography"/>
@@ -43520,7 +43586,7 @@
       <w:r>
         <w:t xml:space="preserve"> </w:t>
       </w:r>
-      <w:hyperlink r:id="rId343">
+      <w:hyperlink r:id="rId342">
         <w:r>
           <w:rPr>
             <w:rStyle w:val="Hyperlink"/>
@@ -43532,8 +43598,8 @@
         <w:t xml:space="preserve">.</w:t>
       </w:r>
     </w:p>
-    <w:bookmarkEnd w:id="344"/>
-    <w:bookmarkStart w:id="346" w:name="ref_ShakedSutton1982Relaxing"/>
+    <w:bookmarkEnd w:id="343"/>
+    <w:bookmarkStart w:id="345" w:name="ref_ShakedSutton1982Relaxing"/>
     <w:p>
       <w:pPr>
         <w:pStyle w:val="Bibliography"/>
@@ -43569,7 +43635,7 @@
       <w:r>
         <w:t xml:space="preserve"> </w:t>
       </w:r>
-      <w:hyperlink r:id="rId345">
+      <w:hyperlink r:id="rId344">
         <w:r>
           <w:rPr>
             <w:rStyle w:val="Hyperlink"/>
@@ -43581,8 +43647,8 @@
         <w:t xml:space="preserve">.</w:t>
       </w:r>
     </w:p>
-    <w:bookmarkEnd w:id="346"/>
-    <w:bookmarkStart w:id="348" w:name="ref_ShakedSutton1983Natural"/>
+    <w:bookmarkEnd w:id="345"/>
+    <w:bookmarkStart w:id="347" w:name="ref_ShakedSutton1983Natural"/>
     <w:p>
       <w:pPr>
         <w:pStyle w:val="Bibliography"/>
@@ -43618,7 +43684,7 @@
       <w:r>
         <w:t xml:space="preserve"> </w:t>
       </w:r>
-      <w:hyperlink r:id="rId347">
+      <w:hyperlink r:id="rId346">
         <w:r>
           <w:rPr>
             <w:rStyle w:val="Hyperlink"/>
@@ -43630,8 +43696,8 @@
         <w:t xml:space="preserve">.</w:t>
       </w:r>
     </w:p>
-    <w:bookmarkEnd w:id="348"/>
-    <w:bookmarkStart w:id="350" w:name="ref_SinghVives1984Price"/>
+    <w:bookmarkEnd w:id="347"/>
+    <w:bookmarkStart w:id="349" w:name="ref_SinghVives1984Price"/>
     <w:p>
       <w:pPr>
         <w:pStyle w:val="Bibliography"/>
@@ -43667,7 +43733,7 @@
       <w:r>
         <w:t xml:space="preserve"> </w:t>
       </w:r>
-      <w:hyperlink r:id="rId349">
+      <w:hyperlink r:id="rId348">
         <w:r>
           <w:rPr>
             <w:rStyle w:val="Hyperlink"/>
@@ -43679,8 +43745,8 @@
         <w:t xml:space="preserve">.</w:t>
       </w:r>
     </w:p>
-    <w:bookmarkEnd w:id="350"/>
-    <w:bookmarkStart w:id="352" w:name="ref_Spence1976Product"/>
+    <w:bookmarkEnd w:id="349"/>
+    <w:bookmarkStart w:id="351" w:name="ref_Spence1976Product"/>
     <w:p>
       <w:pPr>
         <w:pStyle w:val="Bibliography"/>
@@ -43716,7 +43782,7 @@
       <w:r>
         <w:t xml:space="preserve"> </w:t>
       </w:r>
-      <w:hyperlink r:id="rId351">
+      <w:hyperlink r:id="rId350">
         <w:r>
           <w:rPr>
             <w:rStyle w:val="Hyperlink"/>
@@ -43728,8 +43794,8 @@
         <w:t xml:space="preserve">.</w:t>
       </w:r>
     </w:p>
-    <w:bookmarkEnd w:id="352"/>
-    <w:bookmarkStart w:id="354" w:name="ref_Sraffa1926Laws"/>
+    <w:bookmarkEnd w:id="351"/>
+    <w:bookmarkStart w:id="353" w:name="ref_Sraffa1926Laws"/>
     <w:p>
       <w:pPr>
         <w:pStyle w:val="Bibliography"/>
@@ -43765,7 +43831,7 @@
       <w:r>
         <w:t xml:space="preserve"> </w:t>
       </w:r>
-      <w:hyperlink r:id="rId353">
+      <w:hyperlink r:id="rId352">
         <w:r>
           <w:rPr>
             <w:rStyle w:val="Hyperlink"/>
@@ -43777,8 +43843,8 @@
         <w:t xml:space="preserve">.</w:t>
       </w:r>
     </w:p>
-    <w:bookmarkEnd w:id="354"/>
-    <w:bookmarkStart w:id="355" w:name="ref_Stigler1949Monopolistic"/>
+    <w:bookmarkEnd w:id="353"/>
+    <w:bookmarkStart w:id="354" w:name="ref_Stigler1949Monopolistic"/>
     <w:p>
       <w:pPr>
         <w:pStyle w:val="Bibliography"/>
@@ -43809,8 +43875,8 @@
         <w:t xml:space="preserve">. Londres: Longmans, Green; Co. / London School of Economics.</w:t>
       </w:r>
     </w:p>
-    <w:bookmarkEnd w:id="355"/>
-    <w:bookmarkStart w:id="356" w:name="ref_Sutton1991Sunk"/>
+    <w:bookmarkEnd w:id="354"/>
+    <w:bookmarkStart w:id="355" w:name="ref_Sutton1991Sunk"/>
     <w:p>
       <w:pPr>
         <w:pStyle w:val="Bibliography"/>
@@ -43832,8 +43898,8 @@
         <w:t xml:space="preserve">. Cambridge (Massachusetts): MIT Press.</w:t>
       </w:r>
     </w:p>
-    <w:bookmarkEnd w:id="356"/>
-    <w:bookmarkStart w:id="358" w:name="ref_CocaCola2026Brands"/>
+    <w:bookmarkEnd w:id="355"/>
+    <w:bookmarkStart w:id="357" w:name="ref_CocaCola2026Brands"/>
     <w:p>
       <w:pPr>
         <w:pStyle w:val="Bibliography"/>
@@ -43853,7 +43919,7 @@
       <w:r>
         <w:t xml:space="preserve"> </w:t>
       </w:r>
-      <w:hyperlink r:id="rId357">
+      <w:hyperlink r:id="rId356">
         <w:r>
           <w:rPr>
             <w:rStyle w:val="Hyperlink"/>
@@ -43865,8 +43931,8 @@
         <w:t xml:space="preserve">.</w:t>
       </w:r>
     </w:p>
-    <w:bookmarkEnd w:id="358"/>
-    <w:bookmarkStart w:id="359" w:name="ref_Tirole1988Theory"/>
+    <w:bookmarkEnd w:id="357"/>
+    <w:bookmarkStart w:id="358" w:name="ref_Tirole1988Theory"/>
     <w:p>
       <w:pPr>
         <w:pStyle w:val="Bibliography"/>
@@ -43888,9 +43954,9 @@
         <w:t xml:space="preserve">. Cambridge (Massachusetts): MIT Press.</w:t>
       </w:r>
     </w:p>
+    <w:bookmarkEnd w:id="358"/>
     <w:bookmarkEnd w:id="359"/>
     <w:bookmarkEnd w:id="360"/>
-    <w:bookmarkEnd w:id="361"/>
     <w:sectPr>
       <w:headerReference r:id="rId9" w:type="default"/>
       <w:footerReference r:id="rIdTceeB" w:type="default"/>
@@ -47697,7 +47763,7 @@
       </w:r>
     </w:p>
   </w:footnote>
-  <w:footnote w:id="218">
+  <w:footnote w:id="232">
     <w:p>
       <w:pPr>
         <w:pStyle w:val="FootnoteText"/>
@@ -47712,77 +47778,11 @@
         <w:t xml:space="preserve"> </w:t>
       </w:r>
       <w:r>
-        <w:t xml:space="preserve">Demanda de la empresa 1 en función de su propio precio, con costes lineales: nula si su precio es muy alto, continua mientras hay consumidor indiferente y con un salto cuando se queda con todo el mercado.</w:t>
-      </w:r>
-    </w:p>
-    <w:p>
-      <w:pPr>
-        <w:pStyle w:val="Graficonota"/>
-      </w:pPr>
-      <w:r>
-        <w:drawing>
-          <wp:inline>
-            <wp:extent cx="2685094" cy="1770694"/>
-            <wp:effectExtent b="0" l="0" r="0" t="0"/>
-            <wp:docPr descr="" title="" id="220" name="Picture"/>
-            <a:graphic>
-              <a:graphicData uri="http://schemas.openxmlformats.org/drawingml/2006/picture">
-                <pic:pic>
-                  <pic:nvPicPr>
-                    <pic:cNvPr descr="C:\Users\vgutierrez\Documents\src\victorgutierrezmarcos.github.io-revision\oposicion\temario\fuentes\3A18\graficos/hotelling-lineal.png" id="221" name="Picture"/>
-                    <pic:cNvPicPr>
-                      <a:picLocks noChangeArrowheads="1" noChangeAspect="1"/>
-                    </pic:cNvPicPr>
-                  </pic:nvPicPr>
-                  <pic:blipFill>
-                    <a:blip r:embed="rId219"/>
-                    <a:stretch>
-                      <a:fillRect/>
-                    </a:stretch>
-                  </pic:blipFill>
-                  <pic:spPr bwMode="auto">
-                    <a:xfrm>
-                      <a:off x="0" y="0"/>
-                      <a:ext cx="2685094" cy="1770694"/>
-                    </a:xfrm>
-                    <a:prstGeom prst="rect">
-                      <a:avLst/>
-                    </a:prstGeom>
-                    <a:noFill/>
-                    <a:ln w="9525">
-                      <a:noFill/>
-                      <a:headEnd/>
-                      <a:tailEnd/>
-                    </a:ln>
-                  </pic:spPr>
-                </pic:pic>
-              </a:graphicData>
-            </a:graphic>
-          </wp:inline>
-        </w:drawing>
+        <w:t xml:space="preserve">Un coche barato y uno de gran lujo están en la misma cadena de sustitutivos, pero ¿están en el mismo mercado?</w:t>
       </w:r>
     </w:p>
   </w:footnote>
   <w:footnote w:id="233">
-    <w:p>
-      <w:pPr>
-        <w:pStyle w:val="FootnoteText"/>
-      </w:pPr>
-      <w:r>
-        <w:rPr>
-          <w:rStyle w:val="FootnoteReference"/>
-        </w:rPr>
-        <w:footnoteRef/>
-      </w:r>
-      <w:r>
-        <w:t xml:space="preserve"> </w:t>
-      </w:r>
-      <w:r>
-        <w:t xml:space="preserve">Un coche barato y uno de gran lujo están en la misma cadena de sustitutivos, pero ¿están en el mismo mercado?</w:t>
-      </w:r>
-    </w:p>
-  </w:footnote>
-  <w:footnote w:id="234">
     <w:p>
       <w:pPr>
         <w:pStyle w:val="FootnoteText"/>

--- a/oposicion/temario/tercer-ejercicio/3A18.docx
+++ b/oposicion/temario/tercer-ejercicio/3A18.docx
@@ -2190,6 +2190,7 @@
     <w:p>
       <w:pPr>
         <w:pStyle w:val="Esquema"/>
+        <w:keepLines/>
       </w:pPr>
       <w:r>
         <w:rPr>
@@ -2584,6 +2585,7 @@
     <w:p>
       <w:pPr>
         <w:pStyle w:val="Notaalopositor"/>
+        <w:keepLines/>
       </w:pPr>
       <w:r>
         <w:rPr>
@@ -2799,6 +2801,7 @@
     <w:p>
       <w:pPr>
         <w:pStyle w:val="Notaalopositor"/>
+        <w:keepLines/>
       </w:pPr>
       <w:r>
         <w:rPr>
@@ -2981,10 +2984,12 @@
       </w:tblGrid>
       <w:tr>
         <w:trPr>
+          <w:cantSplit/>
           <w:tblHeader w:val="on"/>
         </w:trPr>
         <w:tc>
           <w:tcPr>
+            <w:shd w:val="clear" w:color="auto" w:fill="DDEBF7"/>
             <w:vAlign w:val="center"/>
           </w:tcPr>
           <w:p>
@@ -3003,6 +3008,7 @@
         </w:tc>
         <w:tc>
           <w:tcPr>
+            <w:shd w:val="clear" w:color="auto" w:fill="DDEBF7"/>
             <w:vAlign w:val="center"/>
           </w:tcPr>
           <w:p>
@@ -3021,6 +3027,7 @@
         </w:tc>
         <w:tc>
           <w:tcPr>
+            <w:shd w:val="clear" w:color="auto" w:fill="DDEBF7"/>
             <w:vAlign w:val="center"/>
           </w:tcPr>
           <w:p>
@@ -3039,6 +3046,9 @@
         </w:tc>
       </w:tr>
       <w:tr>
+        <w:trPr>
+          <w:cantSplit/>
+        </w:trPr>
         <w:tc>
           <w:tcPr>
             <w:vAlign w:val="center"/>
@@ -3092,6 +3102,9 @@
         </w:tc>
       </w:tr>
       <w:tr>
+        <w:trPr>
+          <w:cantSplit/>
+        </w:trPr>
         <w:tc>
           <w:tcPr>
             <w:vAlign w:val="center"/>
@@ -3145,8 +3158,12 @@
         </w:tc>
       </w:tr>
       <w:tr>
+        <w:trPr>
+          <w:cantSplit/>
+        </w:trPr>
         <w:tc>
           <w:tcPr>
+            <w:shd w:val="clear" w:color="auto" w:fill="FBE4D5"/>
             <w:vAlign w:val="center"/>
           </w:tcPr>
           <w:p>
@@ -3166,6 +3183,7 @@
         </w:tc>
         <w:tc>
           <w:tcPr>
+            <w:shd w:val="clear" w:color="auto" w:fill="FBE4D5"/>
             <w:vAlign w:val="center"/>
           </w:tcPr>
           <w:p>
@@ -3184,6 +3202,7 @@
         </w:tc>
         <w:tc>
           <w:tcPr>
+            <w:shd w:val="clear" w:color="auto" w:fill="FBE4D5"/>
             <w:vAlign w:val="center"/>
           </w:tcPr>
           <w:p>
@@ -3225,6 +3244,9 @@
         </w:tc>
       </w:tr>
       <w:tr>
+        <w:trPr>
+          <w:cantSplit/>
+        </w:trPr>
         <w:tc>
           <w:tcPr>
             <w:vAlign w:val="center"/>
@@ -3305,6 +3327,9 @@
         </w:tc>
       </w:tr>
       <w:tr>
+        <w:trPr>
+          <w:cantSplit/>
+        </w:trPr>
         <w:tc>
           <w:tcPr>
             <w:vAlign w:val="center"/>
@@ -7722,6 +7747,7 @@
     <w:p>
       <w:pPr>
         <w:pStyle w:val="Funcionclave"/>
+        <w:keepLines/>
       </w:pPr>
       <m:oMathPara>
         <m:oMathParaPr>
@@ -8758,6 +8784,7 @@
     <w:p>
       <w:pPr>
         <w:pStyle w:val="Funcionclave"/>
+        <w:keepLines/>
       </w:pPr>
       <m:oMathPara>
         <m:oMathParaPr>
@@ -11321,6 +11348,7 @@
     <w:p>
       <w:pPr>
         <w:pStyle w:val="Notaalopositor"/>
+        <w:keepLines/>
       </w:pPr>
       <w:r>
         <w:rPr>
@@ -11599,10 +11627,12 @@
       </w:tblGrid>
       <w:tr>
         <w:trPr>
+          <w:cantSplit/>
           <w:tblHeader w:val="on"/>
         </w:trPr>
         <w:tc>
           <w:tcPr>
+            <w:shd w:val="clear" w:color="auto" w:fill="DDEBF7"/>
             <w:vAlign w:val="center"/>
           </w:tcPr>
           <w:p>
@@ -11621,6 +11651,7 @@
         </w:tc>
         <w:tc>
           <w:tcPr>
+            <w:shd w:val="clear" w:color="auto" w:fill="DDEBF7"/>
             <w:vAlign w:val="center"/>
           </w:tcPr>
           <w:p>
@@ -11639,6 +11670,7 @@
         </w:tc>
         <w:tc>
           <w:tcPr>
+            <w:shd w:val="clear" w:color="auto" w:fill="DDEBF7"/>
             <w:vAlign w:val="center"/>
           </w:tcPr>
           <w:p>
@@ -11657,6 +11689,9 @@
         </w:tc>
       </w:tr>
       <w:tr>
+        <w:trPr>
+          <w:cantSplit/>
+        </w:trPr>
         <w:tc>
           <w:tcPr>
             <w:vAlign w:val="center"/>
@@ -11710,6 +11745,9 @@
         </w:tc>
       </w:tr>
       <w:tr>
+        <w:trPr>
+          <w:cantSplit/>
+        </w:trPr>
         <w:tc>
           <w:tcPr>
             <w:vAlign w:val="center"/>
@@ -11763,8 +11801,12 @@
         </w:tc>
       </w:tr>
       <w:tr>
+        <w:trPr>
+          <w:cantSplit/>
+        </w:trPr>
         <w:tc>
           <w:tcPr>
+            <w:shd w:val="clear" w:color="auto" w:fill="FBE4D5"/>
             <w:vAlign w:val="center"/>
           </w:tcPr>
           <w:p>
@@ -11784,6 +11826,7 @@
         </w:tc>
         <w:tc>
           <w:tcPr>
+            <w:shd w:val="clear" w:color="auto" w:fill="FBE4D5"/>
             <w:vAlign w:val="center"/>
           </w:tcPr>
           <w:p>
@@ -11802,6 +11845,7 @@
         </w:tc>
         <w:tc>
           <w:tcPr>
+            <w:shd w:val="clear" w:color="auto" w:fill="FBE4D5"/>
             <w:vAlign w:val="center"/>
           </w:tcPr>
           <w:p>
@@ -11843,8 +11887,12 @@
         </w:tc>
       </w:tr>
       <w:tr>
+        <w:trPr>
+          <w:cantSplit/>
+        </w:trPr>
         <w:tc>
           <w:tcPr>
+            <w:shd w:val="clear" w:color="auto" w:fill="FBE4D5"/>
             <w:vAlign w:val="center"/>
           </w:tcPr>
           <w:p>
@@ -11864,6 +11912,7 @@
         </w:tc>
         <w:tc>
           <w:tcPr>
+            <w:shd w:val="clear" w:color="auto" w:fill="FBE4D5"/>
             <w:vAlign w:val="center"/>
           </w:tcPr>
           <w:p>
@@ -11882,6 +11931,7 @@
         </w:tc>
         <w:tc>
           <w:tcPr>
+            <w:shd w:val="clear" w:color="auto" w:fill="FBE4D5"/>
             <w:vAlign w:val="center"/>
           </w:tcPr>
           <w:p>
@@ -11936,8 +11986,12 @@
         </w:tc>
       </w:tr>
       <w:tr>
+        <w:trPr>
+          <w:cantSplit/>
+        </w:trPr>
         <w:tc>
           <w:tcPr>
+            <w:shd w:val="clear" w:color="auto" w:fill="FBE4D5"/>
             <w:vAlign w:val="center"/>
           </w:tcPr>
           <w:p>
@@ -11957,6 +12011,7 @@
         </w:tc>
         <w:tc>
           <w:tcPr>
+            <w:shd w:val="clear" w:color="auto" w:fill="FBE4D5"/>
             <w:vAlign w:val="center"/>
           </w:tcPr>
           <w:p>
@@ -11975,6 +12030,7 @@
         </w:tc>
         <w:tc>
           <w:tcPr>
+            <w:shd w:val="clear" w:color="auto" w:fill="FBE4D5"/>
             <w:vAlign w:val="center"/>
           </w:tcPr>
           <w:p>
@@ -15446,6 +15502,7 @@
       </w:tblGrid>
       <w:tr>
         <w:trPr>
+          <w:cantSplit/>
           <w:tblHeader w:val="on"/>
         </w:trPr>
         <w:tc>
@@ -15526,6 +15583,9 @@
         </w:tc>
       </w:tr>
       <w:tr>
+        <w:trPr>
+          <w:cantSplit/>
+        </w:trPr>
         <w:tc>
           <w:tcPr>
             <w:shd w:color="auto" w:fill="E7E6E6" w:val="clear"/>
@@ -15676,6 +15736,9 @@
         </w:tc>
       </w:tr>
       <w:tr>
+        <w:trPr>
+          <w:cantSplit/>
+        </w:trPr>
         <w:tc>
           <w:tcPr>
             <w:shd w:color="auto" w:fill="E7E6E6" w:val="clear"/>
@@ -15759,6 +15822,9 @@
         </w:tc>
       </w:tr>
       <w:tr>
+        <w:trPr>
+          <w:cantSplit/>
+        </w:trPr>
         <w:tc>
           <w:tcPr>
             <w:shd w:color="auto" w:fill="E7E6E6" w:val="clear"/>
@@ -15860,6 +15926,9 @@
         </w:tc>
       </w:tr>
       <w:tr>
+        <w:trPr>
+          <w:cantSplit/>
+        </w:trPr>
         <w:tc>
           <w:tcPr>
             <w:shd w:color="auto" w:fill="E7E6E6" w:val="clear"/>
@@ -15981,6 +16050,9 @@
         </w:tc>
       </w:tr>
       <w:tr>
+        <w:trPr>
+          <w:cantSplit/>
+        </w:trPr>
         <w:tc>
           <w:tcPr>
             <w:shd w:color="auto" w:fill="E7E6E6" w:val="clear"/>
@@ -16147,6 +16219,8 @@
     <w:p>
       <w:pPr>
         <w:pStyle w:val="Cajadeanotaciones"/>
+        <w:keepNext/>
+        <w:keepLines/>
       </w:pPr>
       <w:r>
         <w:rPr>
@@ -16212,6 +16286,7 @@
     <w:p>
       <w:pPr>
         <w:pStyle w:val="Cajadeanotaciones"/>
+        <w:keepLines/>
       </w:pPr>
       <w:r>
         <w:rPr>
@@ -27334,6 +27409,7 @@
     <w:p>
       <w:pPr>
         <w:pStyle w:val="Ideaclave"/>
+        <w:keepLines/>
       </w:pPr>
       <w:r>
         <w:t xml:space="preserve">Debajo del índice de</w:t>
@@ -35460,6 +35536,9 @@
         <w:gridCol w:w="7920"/>
       </w:tblGrid>
       <w:tr>
+        <w:trPr>
+          <w:cantSplit/>
+        </w:trPr>
         <w:tc>
           <w:tcPr>
             <w:vAlign w:val="center"/>
@@ -39316,6 +39395,44 @@
         <w:t xml:space="preserve">.</w:t>
       </w:r>
     </w:p>
+    <w:p>
+      <w:pPr>
+        <w:numPr>
+          <w:ilvl w:val="0"/>
+          <w:numId w:val="1116"/>
+        </w:numPr>
+      </w:pPr>
+      <w:r>
+        <w:t xml:space="preserve">Con diferenciación horizontal el efecto es ambiguo: se gana menos desviándose, porque no se capta toda la demanda de la rival, pero el castigo también es menos duro</w:t>
+      </w:r>
+      <w:r>
+        <w:t xml:space="preserve"> </w:t>
+      </w:r>
+      <w:r>
+        <w:t xml:space="preserve">(</w:t>
+      </w:r>
+      <w:hyperlink w:anchor="ref_Ross1992Cartel">
+        <w:r>
+          <w:rPr>
+            <w:rStyle w:val="Hyperlink"/>
+            <w:smallCaps/>
+          </w:rPr>
+          <w:t xml:space="preserve">Ross</w:t>
+        </w:r>
+        <w:r>
+          <w:rPr>
+            <w:rStyle w:val="Hyperlink"/>
+          </w:rPr>
+          <w:t xml:space="preserve">, 1992</w:t>
+        </w:r>
+      </w:hyperlink>
+      <w:r>
+        <w:t xml:space="preserve">)</w:t>
+      </w:r>
+      <w:r>
+        <w:t xml:space="preserve">.</w:t>
+      </w:r>
+    </w:p>
     <w:bookmarkEnd w:id="236"/>
     <w:bookmarkStart w:id="237" w:name="anexo_publicidad"/>
     <w:p>
@@ -41204,7 +41321,7 @@
     </w:p>
     <w:bookmarkEnd w:id="239"/>
     <w:bookmarkEnd w:id="240"/>
-    <w:bookmarkStart w:id="360" w:name="bibliografia"/>
+    <w:bookmarkStart w:id="362" w:name="bibliografia"/>
     <w:p>
       <w:pPr>
         <w:pStyle w:val="Heading1"/>
@@ -41213,7 +41330,7 @@
         <w:t xml:space="preserve">Bibliografía</w:t>
       </w:r>
     </w:p>
-    <w:bookmarkStart w:id="359" w:name="refs"/>
+    <w:bookmarkStart w:id="361" w:name="refs"/>
     <w:bookmarkStart w:id="242" w:name="ref_AndersonDePalmaThisse1992Discrete"/>
     <w:p>
       <w:pPr>
@@ -43419,19 +43536,19 @@
       </w:r>
     </w:p>
     <w:bookmarkEnd w:id="335"/>
-    <w:bookmarkStart w:id="337" w:name="ref_Salop1979Monopolistic"/>
+    <w:bookmarkStart w:id="337" w:name="ref_Ross1992Cartel"/>
     <w:p>
       <w:pPr>
         <w:pStyle w:val="Bibliography"/>
       </w:pPr>
       <w:r>
-        <w:t xml:space="preserve">Salop, Steven C. (1979).</w:t>
-      </w:r>
-      <w:r>
-        <w:t xml:space="preserve"> </w:t>
-      </w:r>
-      <w:r>
-        <w:t xml:space="preserve">«Monopolistic Competition with Outside Goods»</w:t>
+        <w:t xml:space="preserve">Ross, Thomas W. (1992).</w:t>
+      </w:r>
+      <w:r>
+        <w:t xml:space="preserve"> </w:t>
+      </w:r>
+      <w:r>
+        <w:t xml:space="preserve">«Cartel Stability and Product Differentiation»</w:t>
       </w:r>
       <w:r>
         <w:t xml:space="preserve">.</w:t>
@@ -43444,13 +43561,13 @@
           <w:i/>
           <w:iCs/>
         </w:rPr>
-        <w:t xml:space="preserve">Bell Journal of Economics</w:t>
-      </w:r>
-      <w:r>
-        <w:t xml:space="preserve"> </w:t>
-      </w:r>
-      <w:r>
-        <w:t xml:space="preserve">10 (1): 141-56.</w:t>
+        <w:t xml:space="preserve">International Journal of Industrial Organization</w:t>
+      </w:r>
+      <w:r>
+        <w:t xml:space="preserve"> </w:t>
+      </w:r>
+      <w:r>
+        <w:t xml:space="preserve">10 (1): 1-13.</w:t>
       </w:r>
       <w:r>
         <w:t xml:space="preserve"> </w:t>
@@ -43460,7 +43577,7 @@
           <w:rPr>
             <w:rStyle w:val="Hyperlink"/>
           </w:rPr>
-          <w:t xml:space="preserve">https://doi.org/10.2307/3003323</w:t>
+          <w:t xml:space="preserve">https://doi.org/10.1016/0167-7187(92)90043-X</w:t>
         </w:r>
       </w:hyperlink>
       <w:r>
@@ -43468,52 +43585,19 @@
       </w:r>
     </w:p>
     <w:bookmarkEnd w:id="337"/>
-    <w:bookmarkStart w:id="339" w:name="ref_Schmalensee1977Entry"/>
+    <w:bookmarkStart w:id="339" w:name="ref_Salop1979Monopolistic"/>
     <w:p>
       <w:pPr>
         <w:pStyle w:val="Bibliography"/>
       </w:pPr>
       <w:r>
-        <w:t xml:space="preserve">Schmalensee, Richard (1977).</w:t>
-      </w:r>
-      <w:r>
-        <w:t xml:space="preserve"> </w:t>
-      </w:r>
-      <w:r>
-        <w:t xml:space="preserve">«Entry Deterrence in the RTE Cereal Industry»</w:t>
-      </w:r>
-      <w:r>
-        <w:t xml:space="preserve">. Working Paper 961-77. MIT, Sloan School of Management.</w:t>
-      </w:r>
-      <w:r>
-        <w:t xml:space="preserve"> </w:t>
-      </w:r>
-      <w:hyperlink r:id="rId338">
-        <w:r>
-          <w:rPr>
-            <w:rStyle w:val="Hyperlink"/>
-          </w:rPr>
-          <w:t xml:space="preserve">https://hdl.handle.net/1721.1/1935</w:t>
-        </w:r>
-      </w:hyperlink>
-      <w:r>
-        <w:t xml:space="preserve">.</w:t>
-      </w:r>
-    </w:p>
-    <w:bookmarkEnd w:id="339"/>
-    <w:bookmarkStart w:id="341" w:name="ref_Schmalensee1978Entry"/>
-    <w:p>
-      <w:pPr>
-        <w:pStyle w:val="Bibliography"/>
-      </w:pPr>
-      <w:r>
-        <w:t xml:space="preserve">Schmalensee, Richard (1978).</w:t>
-      </w:r>
-      <w:r>
-        <w:t xml:space="preserve"> </w:t>
-      </w:r>
-      <w:r>
-        <w:t xml:space="preserve">«Entry Deterrence in the Ready-to-Eat Breakfast Cereal Industry»</w:t>
+        <w:t xml:space="preserve">Salop, Steven C. (1979).</w:t>
+      </w:r>
+      <w:r>
+        <w:t xml:space="preserve"> </w:t>
+      </w:r>
+      <w:r>
+        <w:t xml:space="preserve">«Monopolistic Competition with Outside Goods»</w:t>
       </w:r>
       <w:r>
         <w:t xml:space="preserve">.</w:t>
@@ -43532,7 +43616,40 @@
         <w:t xml:space="preserve"> </w:t>
       </w:r>
       <w:r>
-        <w:t xml:space="preserve">9 (2): 305-27.</w:t>
+        <w:t xml:space="preserve">10 (1): 141-56.</w:t>
+      </w:r>
+      <w:r>
+        <w:t xml:space="preserve"> </w:t>
+      </w:r>
+      <w:hyperlink r:id="rId338">
+        <w:r>
+          <w:rPr>
+            <w:rStyle w:val="Hyperlink"/>
+          </w:rPr>
+          <w:t xml:space="preserve">https://doi.org/10.2307/3003323</w:t>
+        </w:r>
+      </w:hyperlink>
+      <w:r>
+        <w:t xml:space="preserve">.</w:t>
+      </w:r>
+    </w:p>
+    <w:bookmarkEnd w:id="339"/>
+    <w:bookmarkStart w:id="341" w:name="ref_Schmalensee1977Entry"/>
+    <w:p>
+      <w:pPr>
+        <w:pStyle w:val="Bibliography"/>
+      </w:pPr>
+      <w:r>
+        <w:t xml:space="preserve">Schmalensee, Richard (1977).</w:t>
+      </w:r>
+      <w:r>
+        <w:t xml:space="preserve"> </w:t>
+      </w:r>
+      <w:r>
+        <w:t xml:space="preserve">«Entry Deterrence in the RTE Cereal Industry»</w:t>
+      </w:r>
+      <w:r>
+        <w:t xml:space="preserve">. Working Paper 961-77. MIT, Sloan School of Management.</w:t>
       </w:r>
       <w:r>
         <w:t xml:space="preserve"> </w:t>
@@ -43542,7 +43659,7 @@
           <w:rPr>
             <w:rStyle w:val="Hyperlink"/>
           </w:rPr>
-          <w:t xml:space="preserve">https://doi.org/10.2307/3003584</w:t>
+          <w:t xml:space="preserve">https://hdl.handle.net/1721.1/1935</w:t>
         </w:r>
       </w:hyperlink>
       <w:r>
@@ -43550,19 +43667,19 @@
       </w:r>
     </w:p>
     <w:bookmarkEnd w:id="341"/>
-    <w:bookmarkStart w:id="343" w:name="ref_Seim2006Empirical"/>
+    <w:bookmarkStart w:id="343" w:name="ref_Schmalensee1978Entry"/>
     <w:p>
       <w:pPr>
         <w:pStyle w:val="Bibliography"/>
       </w:pPr>
       <w:r>
-        <w:t xml:space="preserve">Seim, Katja (2006).</w:t>
-      </w:r>
-      <w:r>
-        <w:t xml:space="preserve"> </w:t>
-      </w:r>
-      <w:r>
-        <w:t xml:space="preserve">«An Empirical Model of Firm Entry with Endogenous Product-Type Choices»</w:t>
+        <w:t xml:space="preserve">Schmalensee, Richard (1978).</w:t>
+      </w:r>
+      <w:r>
+        <w:t xml:space="preserve"> </w:t>
+      </w:r>
+      <w:r>
+        <w:t xml:space="preserve">«Entry Deterrence in the Ready-to-Eat Breakfast Cereal Industry»</w:t>
       </w:r>
       <w:r>
         <w:t xml:space="preserve">.</w:t>
@@ -43575,13 +43692,13 @@
           <w:i/>
           <w:iCs/>
         </w:rPr>
-        <w:t xml:space="preserve">RAND Journal of Economics</w:t>
-      </w:r>
-      <w:r>
-        <w:t xml:space="preserve"> </w:t>
-      </w:r>
-      <w:r>
-        <w:t xml:space="preserve">37 (3): 619-40.</w:t>
+        <w:t xml:space="preserve">Bell Journal of Economics</w:t>
+      </w:r>
+      <w:r>
+        <w:t xml:space="preserve"> </w:t>
+      </w:r>
+      <w:r>
+        <w:t xml:space="preserve">9 (2): 305-27.</w:t>
       </w:r>
       <w:r>
         <w:t xml:space="preserve"> </w:t>
@@ -43591,7 +43708,7 @@
           <w:rPr>
             <w:rStyle w:val="Hyperlink"/>
           </w:rPr>
-          <w:t xml:space="preserve">https://doi.org/10.1111/j.1756-2171.2006.tb00034.x</w:t>
+          <w:t xml:space="preserve">https://doi.org/10.2307/3003584</w:t>
         </w:r>
       </w:hyperlink>
       <w:r>
@@ -43599,19 +43716,19 @@
       </w:r>
     </w:p>
     <w:bookmarkEnd w:id="343"/>
-    <w:bookmarkStart w:id="345" w:name="ref_ShakedSutton1982Relaxing"/>
+    <w:bookmarkStart w:id="345" w:name="ref_Seim2006Empirical"/>
     <w:p>
       <w:pPr>
         <w:pStyle w:val="Bibliography"/>
       </w:pPr>
       <w:r>
-        <w:t xml:space="preserve">Shaked, Avner y John Sutton (1982).</w:t>
-      </w:r>
-      <w:r>
-        <w:t xml:space="preserve"> </w:t>
-      </w:r>
-      <w:r>
-        <w:t xml:space="preserve">«Relaxing Price Competition Through Product Differentiation»</w:t>
+        <w:t xml:space="preserve">Seim, Katja (2006).</w:t>
+      </w:r>
+      <w:r>
+        <w:t xml:space="preserve"> </w:t>
+      </w:r>
+      <w:r>
+        <w:t xml:space="preserve">«An Empirical Model of Firm Entry with Endogenous Product-Type Choices»</w:t>
       </w:r>
       <w:r>
         <w:t xml:space="preserve">.</w:t>
@@ -43624,13 +43741,13 @@
           <w:i/>
           <w:iCs/>
         </w:rPr>
-        <w:t xml:space="preserve">Review of Economic Studies</w:t>
-      </w:r>
-      <w:r>
-        <w:t xml:space="preserve"> </w:t>
-      </w:r>
-      <w:r>
-        <w:t xml:space="preserve">49 (1): 3-13.</w:t>
+        <w:t xml:space="preserve">RAND Journal of Economics</w:t>
+      </w:r>
+      <w:r>
+        <w:t xml:space="preserve"> </w:t>
+      </w:r>
+      <w:r>
+        <w:t xml:space="preserve">37 (3): 619-40.</w:t>
       </w:r>
       <w:r>
         <w:t xml:space="preserve"> </w:t>
@@ -43640,7 +43757,7 @@
           <w:rPr>
             <w:rStyle w:val="Hyperlink"/>
           </w:rPr>
-          <w:t xml:space="preserve">https://doi.org/10.2307/2297136</w:t>
+          <w:t xml:space="preserve">https://doi.org/10.1111/j.1756-2171.2006.tb00034.x</w:t>
         </w:r>
       </w:hyperlink>
       <w:r>
@@ -43648,19 +43765,19 @@
       </w:r>
     </w:p>
     <w:bookmarkEnd w:id="345"/>
-    <w:bookmarkStart w:id="347" w:name="ref_ShakedSutton1983Natural"/>
+    <w:bookmarkStart w:id="347" w:name="ref_ShakedSutton1982Relaxing"/>
     <w:p>
       <w:pPr>
         <w:pStyle w:val="Bibliography"/>
       </w:pPr>
       <w:r>
-        <w:t xml:space="preserve">Shaked, Avner y John Sutton (1983).</w:t>
-      </w:r>
-      <w:r>
-        <w:t xml:space="preserve"> </w:t>
-      </w:r>
-      <w:r>
-        <w:t xml:space="preserve">«Natural Oligopolies»</w:t>
+        <w:t xml:space="preserve">Shaked, Avner y John Sutton (1982).</w:t>
+      </w:r>
+      <w:r>
+        <w:t xml:space="preserve"> </w:t>
+      </w:r>
+      <w:r>
+        <w:t xml:space="preserve">«Relaxing Price Competition Through Product Differentiation»</w:t>
       </w:r>
       <w:r>
         <w:t xml:space="preserve">.</w:t>
@@ -43673,13 +43790,13 @@
           <w:i/>
           <w:iCs/>
         </w:rPr>
-        <w:t xml:space="preserve">Econometrica</w:t>
-      </w:r>
-      <w:r>
-        <w:t xml:space="preserve"> </w:t>
-      </w:r>
-      <w:r>
-        <w:t xml:space="preserve">51 (5): 1469-83.</w:t>
+        <w:t xml:space="preserve">Review of Economic Studies</w:t>
+      </w:r>
+      <w:r>
+        <w:t xml:space="preserve"> </w:t>
+      </w:r>
+      <w:r>
+        <w:t xml:space="preserve">49 (1): 3-13.</w:t>
       </w:r>
       <w:r>
         <w:t xml:space="preserve"> </w:t>
@@ -43689,7 +43806,7 @@
           <w:rPr>
             <w:rStyle w:val="Hyperlink"/>
           </w:rPr>
-          <w:t xml:space="preserve">https://doi.org/10.2307/1912285</w:t>
+          <w:t xml:space="preserve">https://doi.org/10.2307/2297136</w:t>
         </w:r>
       </w:hyperlink>
       <w:r>
@@ -43697,19 +43814,19 @@
       </w:r>
     </w:p>
     <w:bookmarkEnd w:id="347"/>
-    <w:bookmarkStart w:id="349" w:name="ref_SinghVives1984Price"/>
+    <w:bookmarkStart w:id="349" w:name="ref_ShakedSutton1983Natural"/>
     <w:p>
       <w:pPr>
         <w:pStyle w:val="Bibliography"/>
       </w:pPr>
       <w:r>
-        <w:t xml:space="preserve">Singh, Nirvikar y Xavier Vives (1984).</w:t>
-      </w:r>
-      <w:r>
-        <w:t xml:space="preserve"> </w:t>
-      </w:r>
-      <w:r>
-        <w:t xml:space="preserve">«Price and Quantity Competition in a Differentiated Duopoly»</w:t>
+        <w:t xml:space="preserve">Shaked, Avner y John Sutton (1983).</w:t>
+      </w:r>
+      <w:r>
+        <w:t xml:space="preserve"> </w:t>
+      </w:r>
+      <w:r>
+        <w:t xml:space="preserve">«Natural Oligopolies»</w:t>
       </w:r>
       <w:r>
         <w:t xml:space="preserve">.</w:t>
@@ -43722,13 +43839,13 @@
           <w:i/>
           <w:iCs/>
         </w:rPr>
-        <w:t xml:space="preserve">RAND Journal of Economics</w:t>
-      </w:r>
-      <w:r>
-        <w:t xml:space="preserve"> </w:t>
-      </w:r>
-      <w:r>
-        <w:t xml:space="preserve">15 (4): 546-54.</w:t>
+        <w:t xml:space="preserve">Econometrica</w:t>
+      </w:r>
+      <w:r>
+        <w:t xml:space="preserve"> </w:t>
+      </w:r>
+      <w:r>
+        <w:t xml:space="preserve">51 (5): 1469-83.</w:t>
       </w:r>
       <w:r>
         <w:t xml:space="preserve"> </w:t>
@@ -43738,7 +43855,7 @@
           <w:rPr>
             <w:rStyle w:val="Hyperlink"/>
           </w:rPr>
-          <w:t xml:space="preserve">https://doi.org/10.2307/2555525</w:t>
+          <w:t xml:space="preserve">https://doi.org/10.2307/1912285</w:t>
         </w:r>
       </w:hyperlink>
       <w:r>
@@ -43746,19 +43863,19 @@
       </w:r>
     </w:p>
     <w:bookmarkEnd w:id="349"/>
-    <w:bookmarkStart w:id="351" w:name="ref_Spence1976Product"/>
+    <w:bookmarkStart w:id="351" w:name="ref_SinghVives1984Price"/>
     <w:p>
       <w:pPr>
         <w:pStyle w:val="Bibliography"/>
       </w:pPr>
       <w:r>
-        <w:t xml:space="preserve">Spence, Michael (1976).</w:t>
-      </w:r>
-      <w:r>
-        <w:t xml:space="preserve"> </w:t>
-      </w:r>
-      <w:r>
-        <w:t xml:space="preserve">«Product Selection, Fixed Costs, and Monopolistic Competition»</w:t>
+        <w:t xml:space="preserve">Singh, Nirvikar y Xavier Vives (1984).</w:t>
+      </w:r>
+      <w:r>
+        <w:t xml:space="preserve"> </w:t>
+      </w:r>
+      <w:r>
+        <w:t xml:space="preserve">«Price and Quantity Competition in a Differentiated Duopoly»</w:t>
       </w:r>
       <w:r>
         <w:t xml:space="preserve">.</w:t>
@@ -43771,13 +43888,13 @@
           <w:i/>
           <w:iCs/>
         </w:rPr>
-        <w:t xml:space="preserve">Review of Economic Studies</w:t>
-      </w:r>
-      <w:r>
-        <w:t xml:space="preserve"> </w:t>
-      </w:r>
-      <w:r>
-        <w:t xml:space="preserve">43 (2): 217-35.</w:t>
+        <w:t xml:space="preserve">RAND Journal of Economics</w:t>
+      </w:r>
+      <w:r>
+        <w:t xml:space="preserve"> </w:t>
+      </w:r>
+      <w:r>
+        <w:t xml:space="preserve">15 (4): 546-54.</w:t>
       </w:r>
       <w:r>
         <w:t xml:space="preserve"> </w:t>
@@ -43787,7 +43904,7 @@
           <w:rPr>
             <w:rStyle w:val="Hyperlink"/>
           </w:rPr>
-          <w:t xml:space="preserve">https://doi.org/10.2307/2297319</w:t>
+          <w:t xml:space="preserve">https://doi.org/10.2307/2555525</w:t>
         </w:r>
       </w:hyperlink>
       <w:r>
@@ -43795,19 +43912,19 @@
       </w:r>
     </w:p>
     <w:bookmarkEnd w:id="351"/>
-    <w:bookmarkStart w:id="353" w:name="ref_Sraffa1926Laws"/>
+    <w:bookmarkStart w:id="353" w:name="ref_Spence1976Product"/>
     <w:p>
       <w:pPr>
         <w:pStyle w:val="Bibliography"/>
       </w:pPr>
       <w:r>
-        <w:t xml:space="preserve">Sraffa, Piero (1926).</w:t>
-      </w:r>
-      <w:r>
-        <w:t xml:space="preserve"> </w:t>
-      </w:r>
-      <w:r>
-        <w:t xml:space="preserve">«The Laws of Returns under Competitive Conditions»</w:t>
+        <w:t xml:space="preserve">Spence, Michael (1976).</w:t>
+      </w:r>
+      <w:r>
+        <w:t xml:space="preserve"> </w:t>
+      </w:r>
+      <w:r>
+        <w:t xml:space="preserve">«Product Selection, Fixed Costs, and Monopolistic Competition»</w:t>
       </w:r>
       <w:r>
         <w:t xml:space="preserve">.</w:t>
@@ -43820,13 +43937,13 @@
           <w:i/>
           <w:iCs/>
         </w:rPr>
-        <w:t xml:space="preserve">Economic Journal</w:t>
-      </w:r>
-      <w:r>
-        <w:t xml:space="preserve"> </w:t>
-      </w:r>
-      <w:r>
-        <w:t xml:space="preserve">36 (144): 535-50.</w:t>
+        <w:t xml:space="preserve">Review of Economic Studies</w:t>
+      </w:r>
+      <w:r>
+        <w:t xml:space="preserve"> </w:t>
+      </w:r>
+      <w:r>
+        <w:t xml:space="preserve">43 (2): 217-35.</w:t>
       </w:r>
       <w:r>
         <w:t xml:space="preserve"> </w:t>
@@ -43836,7 +43953,7 @@
           <w:rPr>
             <w:rStyle w:val="Hyperlink"/>
           </w:rPr>
-          <w:t xml:space="preserve">https://doi.org/10.2307/2959866</w:t>
+          <w:t xml:space="preserve">https://doi.org/10.2307/2297319</w:t>
         </w:r>
       </w:hyperlink>
       <w:r>
@@ -43844,22 +43961,22 @@
       </w:r>
     </w:p>
     <w:bookmarkEnd w:id="353"/>
-    <w:bookmarkStart w:id="354" w:name="ref_Stigler1949Monopolistic"/>
+    <w:bookmarkStart w:id="355" w:name="ref_Sraffa1926Laws"/>
     <w:p>
       <w:pPr>
         <w:pStyle w:val="Bibliography"/>
       </w:pPr>
       <w:r>
-        <w:t xml:space="preserve">Stigler, George J. (1949).</w:t>
-      </w:r>
-      <w:r>
-        <w:t xml:space="preserve"> </w:t>
-      </w:r>
-      <w:r>
-        <w:t xml:space="preserve">«Monopolistic Competition in Retrospect»</w:t>
-      </w:r>
-      <w:r>
-        <w:t xml:space="preserve">. En</w:t>
+        <w:t xml:space="preserve">Sraffa, Piero (1926).</w:t>
+      </w:r>
+      <w:r>
+        <w:t xml:space="preserve"> </w:t>
+      </w:r>
+      <w:r>
+        <w:t xml:space="preserve">«The Laws of Returns under Competitive Conditions»</w:t>
+      </w:r>
+      <w:r>
+        <w:t xml:space="preserve">.</w:t>
       </w:r>
       <w:r>
         <w:t xml:space="preserve"> </w:t>
@@ -43869,20 +43986,46 @@
           <w:i/>
           <w:iCs/>
         </w:rPr>
-        <w:t xml:space="preserve">Five Lectures on Economic Problems</w:t>
-      </w:r>
-      <w:r>
-        <w:t xml:space="preserve">. Londres: Longmans, Green; Co. / London School of Economics.</w:t>
-      </w:r>
-    </w:p>
-    <w:bookmarkEnd w:id="354"/>
-    <w:bookmarkStart w:id="355" w:name="ref_Sutton1991Sunk"/>
+        <w:t xml:space="preserve">Economic Journal</w:t>
+      </w:r>
+      <w:r>
+        <w:t xml:space="preserve"> </w:t>
+      </w:r>
+      <w:r>
+        <w:t xml:space="preserve">36 (144): 535-50.</w:t>
+      </w:r>
+      <w:r>
+        <w:t xml:space="preserve"> </w:t>
+      </w:r>
+      <w:hyperlink r:id="rId354">
+        <w:r>
+          <w:rPr>
+            <w:rStyle w:val="Hyperlink"/>
+          </w:rPr>
+          <w:t xml:space="preserve">https://doi.org/10.2307/2959866</w:t>
+        </w:r>
+      </w:hyperlink>
+      <w:r>
+        <w:t xml:space="preserve">.</w:t>
+      </w:r>
+    </w:p>
+    <w:bookmarkEnd w:id="355"/>
+    <w:bookmarkStart w:id="356" w:name="ref_Stigler1949Monopolistic"/>
     <w:p>
       <w:pPr>
         <w:pStyle w:val="Bibliography"/>
       </w:pPr>
       <w:r>
-        <w:t xml:space="preserve">Sutton, John (1991).</w:t>
+        <w:t xml:space="preserve">Stigler, George J. (1949).</w:t>
+      </w:r>
+      <w:r>
+        <w:t xml:space="preserve"> </w:t>
+      </w:r>
+      <w:r>
+        <w:t xml:space="preserve">«Monopolistic Competition in Retrospect»</w:t>
+      </w:r>
+      <w:r>
+        <w:t xml:space="preserve">. En</w:t>
       </w:r>
       <w:r>
         <w:t xml:space="preserve"> </w:t>
@@ -43892,53 +44035,20 @@
           <w:i/>
           <w:iCs/>
         </w:rPr>
-        <w:t xml:space="preserve">Sunk Costs and Market Structure: Price Competition, Advertising, and the Evolution of Concentration</w:t>
-      </w:r>
-      <w:r>
-        <w:t xml:space="preserve">. Cambridge (Massachusetts): MIT Press.</w:t>
-      </w:r>
-    </w:p>
-    <w:bookmarkEnd w:id="355"/>
-    <w:bookmarkStart w:id="357" w:name="ref_CocaCola2026Brands"/>
+        <w:t xml:space="preserve">Five Lectures on Economic Problems</w:t>
+      </w:r>
+      <w:r>
+        <w:t xml:space="preserve">. Londres: Longmans, Green; Co. / London School of Economics.</w:t>
+      </w:r>
+    </w:p>
+    <w:bookmarkEnd w:id="356"/>
+    <w:bookmarkStart w:id="357" w:name="ref_Sutton1991Sunk"/>
     <w:p>
       <w:pPr>
         <w:pStyle w:val="Bibliography"/>
       </w:pPr>
       <w:r>
-        <w:t xml:space="preserve">The Coca-Cola Company (2026).</w:t>
-      </w:r>
-      <w:r>
-        <w:t xml:space="preserve"> </w:t>
-      </w:r>
-      <w:r>
-        <w:t xml:space="preserve">«Our Company»</w:t>
-      </w:r>
-      <w:r>
-        <w:t xml:space="preserve">. 2026.</w:t>
-      </w:r>
-      <w:r>
-        <w:t xml:space="preserve"> </w:t>
-      </w:r>
-      <w:hyperlink r:id="rId356">
-        <w:r>
-          <w:rPr>
-            <w:rStyle w:val="Hyperlink"/>
-          </w:rPr>
-          <w:t xml:space="preserve">https://www.coca-colacompany.com/about-us</w:t>
-        </w:r>
-      </w:hyperlink>
-      <w:r>
-        <w:t xml:space="preserve">.</w:t>
-      </w:r>
-    </w:p>
-    <w:bookmarkEnd w:id="357"/>
-    <w:bookmarkStart w:id="358" w:name="ref_Tirole1988Theory"/>
-    <w:p>
-      <w:pPr>
-        <w:pStyle w:val="Bibliography"/>
-      </w:pPr>
-      <w:r>
-        <w:t xml:space="preserve">Tirole, Jean (1988).</w:t>
+        <w:t xml:space="preserve">Sutton, John (1991).</w:t>
       </w:r>
       <w:r>
         <w:t xml:space="preserve"> </w:t>
@@ -43948,15 +44058,71 @@
           <w:i/>
           <w:iCs/>
         </w:rPr>
+        <w:t xml:space="preserve">Sunk Costs and Market Structure: Price Competition, Advertising, and the Evolution of Concentration</w:t>
+      </w:r>
+      <w:r>
+        <w:t xml:space="preserve">. Cambridge (Massachusetts): MIT Press.</w:t>
+      </w:r>
+    </w:p>
+    <w:bookmarkEnd w:id="357"/>
+    <w:bookmarkStart w:id="359" w:name="ref_CocaCola2026Brands"/>
+    <w:p>
+      <w:pPr>
+        <w:pStyle w:val="Bibliography"/>
+      </w:pPr>
+      <w:r>
+        <w:t xml:space="preserve">The Coca-Cola Company (2026).</w:t>
+      </w:r>
+      <w:r>
+        <w:t xml:space="preserve"> </w:t>
+      </w:r>
+      <w:r>
+        <w:t xml:space="preserve">«Our Company»</w:t>
+      </w:r>
+      <w:r>
+        <w:t xml:space="preserve">. 2026.</w:t>
+      </w:r>
+      <w:r>
+        <w:t xml:space="preserve"> </w:t>
+      </w:r>
+      <w:hyperlink r:id="rId358">
+        <w:r>
+          <w:rPr>
+            <w:rStyle w:val="Hyperlink"/>
+          </w:rPr>
+          <w:t xml:space="preserve">https://www.coca-colacompany.com/about-us</w:t>
+        </w:r>
+      </w:hyperlink>
+      <w:r>
+        <w:t xml:space="preserve">.</w:t>
+      </w:r>
+    </w:p>
+    <w:bookmarkEnd w:id="359"/>
+    <w:bookmarkStart w:id="360" w:name="ref_Tirole1988Theory"/>
+    <w:p>
+      <w:pPr>
+        <w:pStyle w:val="Bibliography"/>
+      </w:pPr>
+      <w:r>
+        <w:t xml:space="preserve">Tirole, Jean (1988).</w:t>
+      </w:r>
+      <w:r>
+        <w:t xml:space="preserve"> </w:t>
+      </w:r>
+      <w:r>
+        <w:rPr>
+          <w:i/>
+          <w:iCs/>
+        </w:rPr>
         <w:t xml:space="preserve">The Theory of Industrial Organization</w:t>
       </w:r>
       <w:r>
         <w:t xml:space="preserve">. Cambridge (Massachusetts): MIT Press.</w:t>
       </w:r>
     </w:p>
-    <w:bookmarkEnd w:id="358"/>
-    <w:bookmarkEnd w:id="359"/>
     <w:bookmarkEnd w:id="360"/>
+    <w:bookmarkEnd w:id="361"/>
+    <w:bookmarkEnd w:id="362"/>
     <w:sectPr>
       <w:headerReference r:id="rId9" w:type="default"/>
       <w:footerReference r:id="rIdTceeB" w:type="default"/>
@@ -48005,8 +48171,8 @@
       </w:rPr>
     </w:lvl>
   </w:abstractNum>
-  <w:abstractNum w:abstractNumId="99201">
-    <w:nsid w:val="00A99201"/>
+  <w:abstractNum w:abstractNumId="99411">
+    <w:nsid w:val="00A99411"/>
     <w:multiLevelType w:val="multilevel"/>
     <w:lvl w:ilvl="0">
       <w:start w:val="1"/>
@@ -48019,7 +48185,7 @@
     </w:lvl>
     <w:lvl w:ilvl="1">
       <w:start w:val="1"/>
-      <w:numFmt w:val="lowerLetter"/>
+      <w:numFmt w:val="decimal"/>
       <w:lvlText w:val="%2."/>
       <w:lvlJc w:val="left"/>
       <w:pPr>
@@ -48028,7 +48194,7 @@
     </w:lvl>
     <w:lvl w:ilvl="2">
       <w:start w:val="1"/>
-      <w:numFmt w:val="lowerRoman"/>
+      <w:numFmt w:val="decimal"/>
       <w:lvlText w:val="%3."/>
       <w:lvlJc w:val="left"/>
       <w:pPr>
@@ -48046,7 +48212,7 @@
     </w:lvl>
     <w:lvl w:ilvl="4">
       <w:start w:val="1"/>
-      <w:numFmt w:val="lowerLetter"/>
+      <w:numFmt w:val="decimal"/>
       <w:lvlText w:val="%5."/>
       <w:lvlJc w:val="left"/>
       <w:pPr>
@@ -48055,7 +48221,7 @@
     </w:lvl>
     <w:lvl w:ilvl="5">
       <w:start w:val="1"/>
-      <w:numFmt w:val="lowerRoman"/>
+      <w:numFmt w:val="decimal"/>
       <w:lvlText w:val="%6."/>
       <w:lvlJc w:val="left"/>
       <w:pPr>
@@ -48073,7 +48239,7 @@
     </w:lvl>
     <w:lvl w:ilvl="7">
       <w:start w:val="1"/>
-      <w:numFmt w:val="lowerLetter"/>
+      <w:numFmt w:val="decimal"/>
       <w:lvlText w:val="%8."/>
       <w:lvlJc w:val="left"/>
       <w:pPr>
@@ -48082,7 +48248,7 @@
     </w:lvl>
     <w:lvl w:ilvl="8">
       <w:start w:val="1"/>
-      <w:numFmt w:val="lowerRoman"/>
+      <w:numFmt w:val="decimal"/>
       <w:lvlText w:val="%9."/>
       <w:lvlJc w:val="left"/>
       <w:pPr>
@@ -48133,7 +48299,7 @@
     <w:abstractNumId w:val="991"/>
   </w:num>
   <w:num w:numId="1014">
-    <w:abstractNumId w:val="99201"/>
+    <w:abstractNumId w:val="99411"/>
     <w:lvlOverride w:ilvl="0">
       <w:startOverride w:val="1"/>
     </w:lvlOverride>
@@ -48178,7 +48344,7 @@
     <w:abstractNumId w:val="991"/>
   </w:num>
   <w:num w:numId="1020">
-    <w:abstractNumId w:val="99201"/>
+    <w:abstractNumId w:val="99411"/>
     <w:lvlOverride w:ilvl="0">
       <w:startOverride w:val="1"/>
     </w:lvlOverride>
@@ -48232,7 +48398,7 @@
     <w:abstractNumId w:val="991"/>
   </w:num>
   <w:num w:numId="1029">
-    <w:abstractNumId w:val="99201"/>
+    <w:abstractNumId w:val="99411"/>
     <w:lvlOverride w:ilvl="0">
       <w:startOverride w:val="1"/>
     </w:lvlOverride>
@@ -48262,7 +48428,7 @@
     </w:lvlOverride>
   </w:num>
   <w:num w:numId="1030">
-    <w:abstractNumId w:val="99201"/>
+    <w:abstractNumId w:val="99411"/>
     <w:lvlOverride w:ilvl="0">
       <w:startOverride w:val="1"/>
     </w:lvlOverride>
@@ -48322,7 +48488,7 @@
     <w:abstractNumId w:val="991"/>
   </w:num>
   <w:num w:numId="1041">
-    <w:abstractNumId w:val="99201"/>
+    <w:abstractNumId w:val="99411"/>
     <w:lvlOverride w:ilvl="0">
       <w:startOverride w:val="1"/>
     </w:lvlOverride>
@@ -48391,7 +48557,7 @@
     <w:abstractNumId w:val="991"/>
   </w:num>
   <w:num w:numId="1055">
-    <w:abstractNumId w:val="99201"/>
+    <w:abstractNumId w:val="99411"/>
     <w:lvlOverride w:ilvl="0">
       <w:startOverride w:val="1"/>
     </w:lvlOverride>
@@ -48445,7 +48611,7 @@
     <w:abstractNumId w:val="991"/>
   </w:num>
   <w:num w:numId="1064">
-    <w:abstractNumId w:val="99201"/>
+    <w:abstractNumId w:val="99411"/>
     <w:lvlOverride w:ilvl="0">
       <w:startOverride w:val="1"/>
     </w:lvlOverride>
@@ -48574,7 +48740,7 @@
     <w:abstractNumId w:val="991"/>
   </w:num>
   <w:num w:numId="1098">
-    <w:abstractNumId w:val="99201"/>
+    <w:abstractNumId w:val="99411"/>
     <w:lvlOverride w:ilvl="0">
       <w:startOverride w:val="1"/>
     </w:lvlOverride>
@@ -48604,7 +48770,7 @@
     </w:lvlOverride>
   </w:num>
   <w:num w:numId="1099">
-    <w:abstractNumId w:val="99201"/>
+    <w:abstractNumId w:val="99411"/>
     <w:lvlOverride w:ilvl="0">
       <w:startOverride w:val="1"/>
     </w:lvlOverride>
@@ -48670,7 +48836,7 @@
     <w:abstractNumId w:val="991"/>
   </w:num>
   <w:num w:numId="1112">
-    <w:abstractNumId w:val="99201"/>
+    <w:abstractNumId w:val="99411"/>
     <w:lvlOverride w:ilvl="0">
       <w:startOverride w:val="1"/>
     </w:lvlOverride>
@@ -48975,6 +49141,7 @@
       <w:keepNext/>
       <w:keepLines/>
       <w:spacing w:after="120" w:before="280"/>
+      <w:jc w:val="left"/>
       <w:outlineLvl w:val="0"/>
       <w:shd w:color="auto" w:fill="5F2987" w:val="clear"/>
     </w:pPr>
@@ -49001,6 +49168,7 @@
       <w:keepNext/>
       <w:keepLines/>
       <w:spacing w:after="80" w:before="240"/>
+      <w:jc w:val="left"/>
       <w:outlineLvl w:val="1"/>
       <w:pBdr>
         <w:bottom w:color="5F2987" w:space="1" w:sz="4" w:val="single"/>
@@ -49030,6 +49198,7 @@
       <w:keepLines/>
       <w:spacing w:after="80" w:before="160"/>
       <w:ind w:left="283"/>
+      <w:jc w:val="left"/>
       <w:outlineLvl w:val="2"/>
     </w:pPr>
     <w:rPr>
@@ -49056,6 +49225,7 @@
       <w:keepLines/>
       <w:spacing w:after="40" w:before="80"/>
       <w:ind w:left="567"/>
+      <w:jc w:val="left"/>
       <w:outlineLvl w:val="3"/>
     </w:pPr>
     <w:rPr>
@@ -49082,6 +49252,7 @@
       <w:keepLines/>
       <w:spacing w:after="40" w:before="80"/>
       <w:ind w:left="567"/>
+      <w:jc w:val="left"/>
       <w:outlineLvl w:val="4"/>
     </w:pPr>
     <w:rPr>
@@ -49107,6 +49278,7 @@
       <w:keepLines/>
       <w:spacing w:after="0" w:before="40"/>
       <w:ind w:left="567"/>
+      <w:jc w:val="left"/>
       <w:outlineLvl w:val="5"/>
     </w:pPr>
     <w:rPr>
@@ -49520,6 +49692,7 @@
         <w:left w:color="5F2987" w:space="8" w:sz="24" w:val="single"/>
       </w:pBdr>
       <w:shd w:color="auto" w:fill="F3EEF7" w:val="clear"/>
+      <w:jc w:val="left"/>
     </w:pPr>
     <w:rPr>
       <w:rFonts w:ascii="TeX Gyre Pagella" w:cs="TeX Gyre Pagella" w:eastAsia="TeX Gyre Pagella" w:hAnsi="TeX Gyre Pagella"/>
@@ -49538,6 +49711,7 @@
         <w:right w:color="767171" w:space="4" w:sz="4" w:val="single"/>
       </w:pBdr>
       <w:shd w:color="auto" w:fill="E7E6E6" w:val="clear"/>
+      <w:jc w:val="left"/>
     </w:pPr>
     <w:rPr>
       <w:rFonts w:ascii="TeX Gyre Pagella" w:cs="TeX Gyre Pagella" w:eastAsia="TeX Gyre Pagella" w:hAnsi="TeX Gyre Pagella"/>
@@ -49556,6 +49730,7 @@
         <w:right w:color="C8D8C0" w:space="4" w:sz="4" w:val="single"/>
       </w:pBdr>
       <w:shd w:color="auto" w:fill="E2EFD9" w:val="clear"/>
+      <w:jc w:val="left"/>
     </w:pPr>
     <w:rPr>
       <w:rFonts w:ascii="TeX Gyre Pagella" w:cs="TeX Gyre Pagella" w:eastAsia="TeX Gyre Pagella" w:hAnsi="TeX Gyre Pagella"/>
@@ -49575,6 +49750,7 @@
         <w:right w:color="5F2987" w:space="4" w:sz="4" w:val="single"/>
       </w:pBdr>
       <w:shd w:color="auto" w:fill="FAF9F6" w:val="clear"/>
+      <w:jc w:val="left"/>
     </w:pPr>
     <w:rPr>
       <w:rFonts w:ascii="TeX Gyre Pagella" w:cs="TeX Gyre Pagella" w:eastAsia="TeX Gyre Pagella" w:hAnsi="TeX Gyre Pagella"/>

--- a/oposicion/temario/tercer-ejercicio/3A18.docx
+++ b/oposicion/temario/tercer-ejercicio/3A18.docx
@@ -3035,6 +3035,7 @@
           <w:p>
             <w:pPr>
               <w:pStyle w:val="Celdatceeazulpalido"/>
+              <w:keepNext/>
               <w:jc w:val="center"/>
             </w:pPr>
             <w:r>
@@ -3054,6 +3055,7 @@
           <w:p>
             <w:pPr>
               <w:pStyle w:val="Celdatceeazulpalido"/>
+              <w:keepNext/>
               <w:jc w:val="left"/>
             </w:pPr>
             <w:r>
@@ -3073,6 +3075,7 @@
           <w:p>
             <w:pPr>
               <w:pStyle w:val="Celdatceeazulpalido"/>
+              <w:keepNext/>
               <w:jc w:val="left"/>
             </w:pPr>
             <w:r>
@@ -7241,7 +7244,7 @@
           <wp:inline>
             <wp:extent cx="3174405" cy="2682036"/>
             <wp:effectExtent b="0" l="0" r="0" t="0"/>
-            <wp:docPr descr="Gráfico 2.– Curvas de indiferencia del agregador CES entre 2 variedades: cuanto menor es \sigma, más se valora la variedad" title="" id="70" name="Picture"/>
+            <wp:docPr descr="Gráfico 2.– Curvas de indiferencia del agregador CES entre 2 variedades: cuanto menor es σ, más se valora la variedad" title="" id="70" name="Picture"/>
             <a:graphic>
               <a:graphicData uri="http://schemas.openxmlformats.org/drawingml/2006/picture">
                 <pic:pic>
@@ -11891,6 +11894,7 @@
           <w:p>
             <w:pPr>
               <w:pStyle w:val="Celdatceeazulpalido"/>
+              <w:keepNext/>
               <w:jc w:val="center"/>
             </w:pPr>
             <w:r>
@@ -11910,6 +11914,7 @@
           <w:p>
             <w:pPr>
               <w:pStyle w:val="Celdatceeazulpalido"/>
+              <w:keepNext/>
               <w:jc w:val="left"/>
             </w:pPr>
             <w:r>
@@ -11929,6 +11934,7 @@
           <w:p>
             <w:pPr>
               <w:pStyle w:val="Celdatceeazulpalido"/>
+              <w:keepNext/>
               <w:jc w:val="left"/>
             </w:pPr>
             <w:r>
@@ -15874,6 +15880,7 @@
           <w:p>
             <w:pPr>
               <w:pStyle w:val="Celdatceeazulpalido"/>
+              <w:keepNext/>
               <w:jc w:val="left"/>
             </w:pPr>
             <w:r>
@@ -15893,6 +15900,7 @@
           <w:p>
             <w:pPr>
               <w:pStyle w:val="Celdatceeazulpalido"/>
+              <w:keepNext/>
               <w:jc w:val="left"/>
             </w:pPr>
             <w:r>
@@ -15912,6 +15920,7 @@
           <w:p>
             <w:pPr>
               <w:pStyle w:val="Celdatceeazulpalido"/>
+              <w:keepNext/>
               <w:jc w:val="left"/>
             </w:pPr>
             <w:r>
@@ -15931,6 +15940,7 @@
           <w:p>
             <w:pPr>
               <w:pStyle w:val="Celdatceeazulpalido"/>
+              <w:keepNext/>
               <w:jc w:val="left"/>
             </w:pPr>
             <w:r>
@@ -18074,7 +18084,7 @@
           <wp:inline>
             <wp:extent cx="3627018" cy="1168230"/>
             <wp:effectExtent b="0" l="0" r="0" t="0"/>
-            <wp:docPr descr="Gráfico 6.– La ciudad lineal: consumidores repartidos de modo uniforme en [0,1], la empresa 1 en 0, la 2 en 1 y el consumidor indiferente \tilde{x}" title="" id="135" name="Picture"/>
+            <wp:docPr descr="Gráfico 6.– La ciudad lineal: consumidores repartidos de modo uniforme en [0,1], la empresa 1 en 0, la 2 en 1 y el consumidor indiferente x" title="" id="135" name="Picture"/>
             <a:graphic>
               <a:graphicData uri="http://schemas.openxmlformats.org/drawingml/2006/picture">
                 <pic:pic>
@@ -19590,7 +19600,7 @@
           <wp:inline>
             <wp:extent cx="2746258" cy="2611697"/>
             <wp:effectExtent b="0" l="0" r="0" t="0"/>
-            <wp:docPr descr="Gráfico 8.– Ciudad lineal de Hotelling: funciones de reacción en precios y equilibrio en p_1^*=p_2^*=c+t" title="" id="145" name="Picture"/>
+            <wp:docPr descr="Gráfico 8.– Ciudad lineal de Hotelling: funciones de reacción en precios y equilibrio en p1*=p2*=c+t" title="" id="145" name="Picture"/>
             <a:graphic>
               <a:graphicData uri="http://schemas.openxmlformats.org/drawingml/2006/picture">
                 <pic:pic>
@@ -30569,7 +30579,7 @@
           <wp:inline>
             <wp:extent cx="4232540" cy="2883876"/>
             <wp:effectExtent b="0" l="0" r="0" t="0"/>
-            <wp:docPr descr="Gráfico 12.– Chamberlin: ajuste a largo plazo desde el corto plazo con beneficios (A), la entrada que desplaza D a D' (B) y el equilibrio en E^*" title="" id="216" name="Picture"/>
+            <wp:docPr descr="Gráfico 12.– Chamberlin: ajuste a largo plazo desde el corto plazo con beneficios (A), la entrada que desplaza D a D' (B) y el equilibrio en E*" title="" id="216" name="Picture"/>
             <a:graphic>
               <a:graphicData uri="http://schemas.openxmlformats.org/drawingml/2006/picture">
                 <pic:pic>
@@ -48343,7 +48353,7 @@
           <wp:inline>
             <wp:extent cx="2686050" cy="2554439"/>
             <wp:effectExtent b="0" l="0" r="0" t="0"/>
-            <wp:docPr descr="" title="" id="103" name="Picture"/>
+            <wp:docPr descr="Gráfico de la nota: Con el enfoque de direcciones se llega al mismo gráfico." title="" id="103" name="Picture"/>
             <a:graphic>
               <a:graphicData uri="http://schemas.openxmlformats.org/drawingml/2006/picture">
                 <pic:pic>
@@ -51629,7 +51639,7 @@
     </w:pPr>
     <w:rPr>
       <w:rFonts w:ascii="TeX Gyre Pagella" w:cs="TeX Gyre Pagella" w:eastAsia="TeX Gyre Pagella" w:hAnsi="TeX Gyre Pagella"/>
-      <w:sz w:val="20"/>
+      <w:sz w:val="22"/>
     </w:rPr>
   </w:style>
   <w:style w:customStyle="1" w:styleId="Celdatceeazulpalido" w:type="paragraph">
@@ -51643,7 +51653,7 @@
     </w:pPr>
     <w:rPr>
       <w:rFonts w:ascii="TeX Gyre Pagella" w:cs="TeX Gyre Pagella" w:eastAsia="TeX Gyre Pagella" w:hAnsi="TeX Gyre Pagella"/>
-      <w:sz w:val="20"/>
+      <w:sz w:val="22"/>
     </w:rPr>
   </w:style>
   <w:style w:customStyle="1" w:styleId="Celdatceesalmon" w:type="paragraph">
@@ -51657,7 +51667,7 @@
     </w:pPr>
     <w:rPr>
       <w:rFonts w:ascii="TeX Gyre Pagella" w:cs="TeX Gyre Pagella" w:eastAsia="TeX Gyre Pagella" w:hAnsi="TeX Gyre Pagella"/>
-      <w:sz w:val="20"/>
+      <w:sz w:val="22"/>
     </w:rPr>
   </w:style>
   <w:style w:customStyle="1" w:styleId="Celdatceemoradopalido" w:type="paragraph">
@@ -51671,7 +51681,7 @@
     </w:pPr>
     <w:rPr>
       <w:rFonts w:ascii="TeX Gyre Pagella" w:cs="TeX Gyre Pagella" w:eastAsia="TeX Gyre Pagella" w:hAnsi="TeX Gyre Pagella"/>
-      <w:sz w:val="20"/>
+      <w:sz w:val="22"/>
     </w:rPr>
   </w:style>
   <w:style w:customStyle="1" w:styleId="Celdatceegrisclaro" w:type="paragraph">
@@ -51685,7 +51695,7 @@
     </w:pPr>
     <w:rPr>
       <w:rFonts w:ascii="TeX Gyre Pagella" w:cs="TeX Gyre Pagella" w:eastAsia="TeX Gyre Pagella" w:hAnsi="TeX Gyre Pagella"/>
-      <w:sz w:val="20"/>
+      <w:sz w:val="22"/>
     </w:rPr>
   </w:style>
   <w:style w:customStyle="1" w:styleId="Celdatceecrema" w:type="paragraph">
@@ -51699,7 +51709,7 @@
     </w:pPr>
     <w:rPr>
       <w:rFonts w:ascii="TeX Gyre Pagella" w:cs="TeX Gyre Pagella" w:eastAsia="TeX Gyre Pagella" w:hAnsi="TeX Gyre Pagella"/>
-      <w:sz w:val="20"/>
+      <w:sz w:val="22"/>
     </w:rPr>
   </w:style>
   <w:style w:customStyle="1" w:styleId="Celdatceemorado" w:type="paragraph">
@@ -51714,7 +51724,7 @@
     <w:rPr>
       <w:rFonts w:ascii="TeX Gyre Pagella" w:cs="TeX Gyre Pagella" w:eastAsia="TeX Gyre Pagella" w:hAnsi="TeX Gyre Pagella"/>
       <w:color w:val="FFFFFF"/>
-      <w:sz w:val="20"/>
+      <w:sz w:val="22"/>
     </w:rPr>
   </w:style>
   <w:style w:customStyle="1" w:styleId="Celdatceeverde" w:type="paragraph">
@@ -51729,7 +51739,7 @@
     <w:rPr>
       <w:rFonts w:ascii="TeX Gyre Pagella" w:cs="TeX Gyre Pagella" w:eastAsia="TeX Gyre Pagella" w:hAnsi="TeX Gyre Pagella"/>
       <w:color w:val="FFFFFF"/>
-      <w:sz w:val="20"/>
+      <w:sz w:val="22"/>
     </w:rPr>
   </w:style>
   <w:style w:customStyle="1" w:styleId="Celdatceeazul" w:type="paragraph">
@@ -51744,7 +51754,7 @@
     <w:rPr>
       <w:rFonts w:ascii="TeX Gyre Pagella" w:cs="TeX Gyre Pagella" w:eastAsia="TeX Gyre Pagella" w:hAnsi="TeX Gyre Pagella"/>
       <w:color w:val="FFFFFF"/>
-      <w:sz w:val="20"/>
+      <w:sz w:val="22"/>
     </w:rPr>
   </w:style>
   <w:style w:customStyle="1" w:styleId="Celdatceerojo" w:type="paragraph">
@@ -51759,7 +51769,7 @@
     <w:rPr>
       <w:rFonts w:ascii="TeX Gyre Pagella" w:cs="TeX Gyre Pagella" w:eastAsia="TeX Gyre Pagella" w:hAnsi="TeX Gyre Pagella"/>
       <w:color w:val="FFFFFF"/>
-      <w:sz w:val="20"/>
+      <w:sz w:val="22"/>
     </w:rPr>
   </w:style>
   <w:style w:customStyle="1" w:styleId="Celdatceedorado" w:type="paragraph">
@@ -51774,7 +51784,7 @@
     <w:rPr>
       <w:rFonts w:ascii="TeX Gyre Pagella" w:cs="TeX Gyre Pagella" w:eastAsia="TeX Gyre Pagella" w:hAnsi="TeX Gyre Pagella"/>
       <w:color w:val="FFFFFF"/>
-      <w:sz w:val="20"/>
+      <w:sz w:val="22"/>
     </w:rPr>
   </w:style>
   <w:style w:customStyle="1" w:styleId="Celdatceenaranja" w:type="paragraph">
@@ -51789,7 +51799,7 @@
     <w:rPr>
       <w:rFonts w:ascii="TeX Gyre Pagella" w:cs="TeX Gyre Pagella" w:eastAsia="TeX Gyre Pagella" w:hAnsi="TeX Gyre Pagella"/>
       <w:color w:val="FFFFFF"/>
-      <w:sz w:val="20"/>
+      <w:sz w:val="22"/>
     </w:rPr>
   </w:style>
   <w:style w:customStyle="1" w:styleId="Celdatceegris" w:type="paragraph">
@@ -51804,7 +51814,7 @@
     <w:rPr>
       <w:rFonts w:ascii="TeX Gyre Pagella" w:cs="TeX Gyre Pagella" w:eastAsia="TeX Gyre Pagella" w:hAnsi="TeX Gyre Pagella"/>
       <w:color w:val="FFFFFF"/>
-      <w:sz w:val="20"/>
+      <w:sz w:val="22"/>
     </w:rPr>
   </w:style>
   <w:style w:customStyle="1" w:styleId="Textomorado" w:type="character">

--- a/oposicion/temario/tercer-ejercicio/3A18.docx
+++ b/oposicion/temario/tercer-ejercicio/3A18.docx
@@ -24,6 +24,28 @@
     </w:p>
     <w:p>
       <w:pPr>
+        <w:spacing w:before="0" w:after="200"/>
+      </w:pPr>
+      <w:r>
+        <w:rPr>
+          <w:b/>
+          <w:smallCaps/>
+          <w:color w:val="5F2987"/>
+          <w:sz w:val="16"/>
+        </w:rPr>
+        <w:t xml:space="preserve">Exclusivo · uso personal. </w:t>
+      </w:r>
+      <w:r>
+        <w:rPr>
+          <w:i/>
+          <w:color w:val="767171"/>
+          <w:sz w:val="16"/>
+        </w:rPr>
+        <w:t xml:space="preserve">Material exclusivo de victorgutierrezmarcos.es y la app Oposición TCEE · DCE. Puedes usarlo libremente para tu estudio personal. No se autoriza su incorporación a otras plataformas, aplicaciones o servicios. Condiciones: https://www.victorgutierrezmarcos.es/condiciones-materiales.html</w:t>
+      </w:r>
+    </w:p>
+    <w:p>
+      <w:pPr>
         <w:pStyle w:val="Author"/>
       </w:pPr>
       <w:r>
@@ -43,7 +65,7 @@
         <w:pStyle w:val="Paginasdeltema"/>
       </w:pPr>
       <w:r>
-        <w:t xml:space="preserve">Tema: 34 págs. · Anexos: 10 · Bibliografía: 4 (PDF)</w:t>
+        <w:t xml:space="preserve">Tema: 35 págs. · Anexos: 10 · Bibliografía: 4 (PDF)</w:t>
       </w:r>
     </w:p>
     <w:bookmarkStart w:id="42" w:name="introducci__n"/>
@@ -45442,7 +45464,7 @@
         <w:color w:val="767171"/>
         <w:sz w:val="14"/>
       </w:rPr>
-      <w:t xml:space="preserve">© 2026 Víctor Gutiérrez Marcos · CC BY-NC-ND 4.0</w:t>
+      <w:t xml:space="preserve">© 2026 Víctor Gutiérrez Marcos · Exclusivo de victorgutierrezmarcos.es y la app Oposición TCEE · DCE</w:t>
     </w:r>
     <w:r>
       <w:tab/>
@@ -45500,7 +45522,7 @@
         <w:color w:val="767171"/>
         <w:sz w:val="14"/>
       </w:rPr>
-      <w:t xml:space="preserve">© 2026 Víctor Gutiérrez Marcos · CC BY-NC-ND 4.0</w:t>
+      <w:t xml:space="preserve">© 2026 Víctor Gutiérrez Marcos · Exclusivo de victorgutierrezmarcos.es y la app Oposición TCEE · DCE</w:t>
     </w:r>
     <w:r>
       <w:tab/>
@@ -45566,7 +45588,7 @@
         <w:color w:val="767171"/>
         <w:sz w:val="14"/>
       </w:rPr>
-      <w:t xml:space="preserve">© 2026 Víctor Gutiérrez Marcos · CC BY-NC-ND 4.0</w:t>
+      <w:t xml:space="preserve">© 2026 Víctor Gutiérrez Marcos · Exclusivo de victorgutierrezmarcos.es y la app Oposición TCEE · DCE</w:t>
     </w:r>
     <w:r>
       <w:tab/>
